--- a/RAG_Learning_Journal.docx
+++ b/RAG_Learning_Journal.docx
@@ -135,19 +135,7 @@
           <w:sz w:val="22"/>
           <w:szCs w:val="22"/>
         </w:rPr>
-        <w:t xml:space="preserve">The model's training objective was to produce plausible text, not accurate text. When asked about something with weak or no training signal, it extrapolates from adjacent patterns and generates statistically reasonable content that may be factually wrong. It has no internal confidence gate — it always generates.</w:t>
-      </w:r>
-    </w:p>
-    <w:p>
-      <w:pPr>
-        <w:spacing w:after="80" w:before="80"/>
-      </w:pPr>
-      <w:r>
-        <w:rPr>
-          <w:sz w:val="22"/>
-          <w:szCs w:val="22"/>
-        </w:rPr>
-        <w:t xml:space="preserve">Three root causes:</w:t>
+        <w:t xml:space="preserve">The model's training objective was to produce plausible text, not accurate text. When asked about something with weak or no training signal, it extrapolates from adjacent patterns and generates statistically reasonable content that may be factually wrong. Three root causes:</w:t>
       </w:r>
     </w:p>
     <w:p>
@@ -203,6 +191,15 @@
     </w:p>
     <w:p>
       <w:pPr>
+        <w:pStyle w:val="Heading2"/>
+        <w:spacing w:after="150" w:before="300"/>
+      </w:pPr>
+      <w:r>
+        <w:t xml:space="preserve">4. Why LLMs Cannot Access External or Private Knowledge</w:t>
+      </w:r>
+    </w:p>
+    <w:p>
+      <w:pPr>
         <w:spacing w:after="80" w:before="80"/>
       </w:pPr>
       <w:r>
@@ -210,40 +207,7 @@
           <w:sz w:val="22"/>
           <w:szCs w:val="22"/>
         </w:rPr>
-        <w:t xml:space="preserve">Analogy: The scholar asked about an obscure figure they only vaguely remember. They reconstruct a plausible-sounding biography — mixing up names, dates, and facts from others they remember clearly.</w:t>
-      </w:r>
-    </w:p>
-    <w:p>
-      <w:pPr>
-        <w:pStyle w:val="Heading2"/>
-        <w:spacing w:after="150" w:before="300"/>
-      </w:pPr>
-      <w:r>
-        <w:t xml:space="preserve">4. Why LLMs Cannot Access External or Private Knowledge</w:t>
-      </w:r>
-    </w:p>
-    <w:p>
-      <w:pPr>
-        <w:spacing w:after="80" w:before="80"/>
-      </w:pPr>
-      <w:r>
-        <w:rPr>
-          <w:sz w:val="22"/>
-          <w:szCs w:val="22"/>
-        </w:rPr>
         <w:t xml:space="preserve">Weights encode only what was in training data. No live internet connection. No access to your database, internal wikis, customer records, or proprietary documents. At inference time the model has exactly two information sources: frozen weights, and whatever is in the prompt context window.</w:t>
-      </w:r>
-    </w:p>
-    <w:p>
-      <w:pPr>
-        <w:spacing w:after="80" w:before="80"/>
-      </w:pPr>
-      <w:r>
-        <w:rPr>
-          <w:sz w:val="22"/>
-          <w:szCs w:val="22"/>
-        </w:rPr>
-        <w:t xml:space="preserve">Example: A customer support bot asked "What is the status of my order #84729?" has no pathway to your order management system. The information does not exist in its weights.</w:t>
       </w:r>
     </w:p>
     <w:p>
@@ -347,18 +311,6 @@
       </w:pPr>
       <w:r>
         <w:t xml:space="preserve">The Core Insight That Created RAG</w:t>
-      </w:r>
-    </w:p>
-    <w:p>
-      <w:pPr>
-        <w:spacing w:after="80" w:before="80"/>
-      </w:pPr>
-      <w:r>
-        <w:rPr>
-          <w:sz w:val="22"/>
-          <w:szCs w:val="22"/>
-        </w:rPr>
-        <w:t xml:space="preserve">Every LLM limitation maps directly to a RAG solution:</w:t>
       </w:r>
     </w:p>
     <w:p>
@@ -579,18 +531,6 @@
     </w:p>
     <w:p>
       <w:pPr>
-        <w:spacing w:after="80" w:before="80"/>
-      </w:pPr>
-      <w:r>
-        <w:rPr>
-          <w:sz w:val="22"/>
-          <w:szCs w:val="22"/>
-        </w:rPr>
-        <w:t xml:space="preserve">The model's role shifts from "encyclopedia that knows everything" to "reasoning engine that reads provided documents and answers questions about them."</w:t>
-      </w:r>
-    </w:p>
-    <w:p>
-      <w:pPr>
         <w:pBdr>
           <w:bottom w:val="single" w:color="CCCCCC" w:sz="6"/>
         </w:pBdr>
@@ -708,19 +648,7 @@
           <w:sz w:val="22"/>
           <w:szCs w:val="22"/>
         </w:rPr>
-        <w:t xml:space="preserve">An embedding is a vector — an array of floating point numbers — representing the meaning of a piece of text. An embedding model encodes text into high-dimensional space where semantic similarity maps to geometric proximity. Similar meaning → vectors close together. Different meaning → vectors far apart.</w:t>
-      </w:r>
-    </w:p>
-    <w:p>
-      <w:pPr>
-        <w:spacing w:after="80" w:before="80"/>
-      </w:pPr>
-      <w:r>
-        <w:rPr>
-          <w:sz w:val="22"/>
-          <w:szCs w:val="22"/>
-        </w:rPr>
-        <w:t xml:space="preserve">Similarity is measured with cosine similarity — the angle between vectors rather than Euclidean distance — making it scale-invariant.</w:t>
+        <w:t xml:space="preserve">An embedding is a vector representing the meaning of a piece of text. An embedding model encodes text into high-dimensional space where semantic similarity maps to geometric proximity. Similarity is measured with cosine similarity — the angle between vectors — making it scale-invariant.</w:t>
       </w:r>
     </w:p>
     <w:p>
@@ -1146,7 +1074,7 @@
           <w:sz w:val="22"/>
           <w:szCs w:val="22"/>
         </w:rPr>
-        <w:t xml:space="preserve">Stores embeddings alongside text chunks and provides fast Approximate Nearest Neighbor (ANN) search. ANN trades a small amount of accuracy for orders-of-magnitude speed improvement — necessary to return results in under 100ms across millions of vectors.</w:t>
+        <w:t xml:space="preserve">Stores embeddings alongside text chunks and provides fast Approximate Nearest Neighbor (ANN) search. ANN trades a small amount of accuracy for orders-of-magnitude speed improvement — necessary for sub-100ms results.</w:t>
       </w:r>
     </w:p>
     <w:p>
@@ -1414,6 +1342,50 @@
                 <w:sz w:val="20"/>
                 <w:szCs w:val="20"/>
               </w:rPr>
+              <w:t xml:space="preserve">Chroma</w:t>
+            </w:r>
+          </w:p>
+        </w:tc>
+        <w:tc>
+          <w:tcPr>
+            <w:tcW w:type="dxa" w:w="3000"/>
+          </w:tcPr>
+          <w:p>
+            <w:r>
+              <w:rPr>
+                <w:sz w:val="20"/>
+                <w:szCs w:val="20"/>
+              </w:rPr>
+              <w:t xml:space="preserve">Open-source (local)</w:t>
+            </w:r>
+          </w:p>
+        </w:tc>
+        <w:tc>
+          <w:tcPr>
+            <w:tcW w:type="dxa" w:w="3000"/>
+          </w:tcPr>
+          <w:p>
+            <w:r>
+              <w:rPr>
+                <w:sz w:val="20"/>
+                <w:szCs w:val="20"/>
+              </w:rPr>
+              <w:t xml:space="preserve">Local development, no infrastructure needed</w:t>
+            </w:r>
+          </w:p>
+        </w:tc>
+      </w:tr>
+      <w:tr>
+        <w:tc>
+          <w:tcPr>
+            <w:tcW w:type="dxa" w:w="3000"/>
+          </w:tcPr>
+          <w:p>
+            <w:r>
+              <w:rPr>
+                <w:sz w:val="20"/>
+                <w:szCs w:val="20"/>
+              </w:rPr>
               <w:t xml:space="preserve">FAISS</w:t>
             </w:r>
           </w:p>
@@ -1442,7 +1414,7 @@
                 <w:sz w:val="20"/>
                 <w:szCs w:val="20"/>
               </w:rPr>
-              <w:t xml:space="preserve">Prototyping and offline batch only — NOT production</w:t>
+              <w:t xml:space="preserve">Prototyping only — NOT production</w:t>
             </w:r>
           </w:p>
         </w:tc>
@@ -1452,6 +1424,15 @@
       <w:pPr>
         <w:spacing w:after="100" w:before="100"/>
       </w:pPr>
+    </w:p>
+    <w:p>
+      <w:pPr>
+        <w:pStyle w:val="Heading2"/>
+        <w:spacing w:after="150" w:before="300"/>
+      </w:pPr>
+      <w:r>
+        <w:t xml:space="preserve">4. Retrieval &amp; Ranking</w:t>
+      </w:r>
     </w:p>
     <w:p>
       <w:pPr>
@@ -1462,16 +1443,7 @@
           <w:sz w:val="22"/>
           <w:szCs w:val="22"/>
         </w:rPr>
-        <w:t xml:space="preserve">Recommendation: Start with pgvector if on Postgres. Move to Qdrant or Pinecone at scale.</w:t>
-      </w:r>
-    </w:p>
-    <w:p>
-      <w:pPr>
-        <w:pStyle w:val="Heading2"/>
-        <w:spacing w:after="150" w:before="300"/>
-      </w:pPr>
-      <w:r>
-        <w:t xml:space="preserve">4. Retrieval &amp; Ranking</w:t>
+        <w:t xml:space="preserve">Stage 1 — Dense Retrieval: Vector similarity search. Fast, semantic. Returns top-K candidates (typically 20–50).</w:t>
       </w:r>
     </w:p>
     <w:p>
@@ -1483,7 +1455,7 @@
           <w:sz w:val="22"/>
           <w:szCs w:val="22"/>
         </w:rPr>
-        <w:t xml:space="preserve">Stage 1 — Dense Retrieval: Vector similarity search. Fast, semantic. Returns top-K candidates (typically 20–50).</w:t>
+        <w:t xml:space="preserve">Stage 2 — Reranking: A cross-encoder model takes each (query, chunk) pair and scores relevance precisely. Slower but significantly more accurate. Rerank top-K, take top-N (typically 3–5) for the LLM.</w:t>
       </w:r>
     </w:p>
     <w:p>
@@ -1495,19 +1467,7 @@
           <w:sz w:val="22"/>
           <w:szCs w:val="22"/>
         </w:rPr>
-        <w:t xml:space="preserve">Stage 2 — Reranking: A cross-encoder model takes each (query, chunk) pair and scores relevance precisely. Slower but significantly more accurate. Rerank top-K, take top-N (typically 3–5) for the LLM.</w:t>
-      </w:r>
-    </w:p>
-    <w:p>
-      <w:pPr>
-        <w:spacing w:after="80" w:before="80"/>
-      </w:pPr>
-      <w:r>
-        <w:rPr>
-          <w:sz w:val="22"/>
-          <w:szCs w:val="22"/>
-        </w:rPr>
-        <w:t xml:space="preserve">Hybrid Search: Combine dense vector search with BM25 keyword search. Scores fused via Reciprocal Rank Fusion (RRF). Catches exact keyword matches that semantic search misses — product codes, names, identifiers.</w:t>
+        <w:t xml:space="preserve">Hybrid Search: Combine dense vector search with BM25 keyword search. Scores fused via Reciprocal Rank Fusion (RRF).</w:t>
       </w:r>
     </w:p>
     <w:p>
@@ -1791,7 +1751,7 @@
           <w:sz w:val="18"/>
           <w:szCs w:val="18"/>
         </w:rPr>
-        <w:t xml:space="preserve">System Prompt:</w:t>
+        <w:t xml:space="preserve">System: Answer ONLY using the context. Say "I don't know" if not in context.</w:t>
       </w:r>
     </w:p>
     <w:p>
@@ -1806,7 +1766,7 @@
           <w:sz w:val="18"/>
           <w:szCs w:val="18"/>
         </w:rPr>
-        <w:t xml:space="preserve">  You are a helpful assistant. Answer using ONLY the provided context.</w:t>
+        <w:t xml:space="preserve">Context: [SOURCE 1] ... [SOURCE 2] ... [SOURCE 3] ...</w:t>
       </w:r>
     </w:p>
     <w:p>
@@ -1821,7 +1781,33 @@
           <w:sz w:val="18"/>
           <w:szCs w:val="18"/>
         </w:rPr>
-        <w:t xml:space="preserve">  If the context does not contain the answer, say so explicitly.</w:t>
+        <w:t xml:space="preserve">Query: {user's question}</w:t>
+      </w:r>
+    </w:p>
+    <w:p>
+      <w:pPr>
+        <w:pBdr>
+          <w:bottom w:val="single" w:color="CCCCCC" w:sz="6"/>
+        </w:pBdr>
+        <w:spacing w:after="200" w:before="200"/>
+      </w:pPr>
+    </w:p>
+    <w:p>
+      <w:pPr>
+        <w:pStyle w:val="Heading1"/>
+        <w:spacing w:after="200" w:before="400"/>
+      </w:pPr>
+      <w:r>
+        <w:t xml:space="preserve">Session 3: Deep Dives — Similarity Metrics &amp; Embedding Models</w:t>
+      </w:r>
+    </w:p>
+    <w:p>
+      <w:pPr>
+        <w:pStyle w:val="Heading2"/>
+        <w:spacing w:after="150" w:before="300"/>
+      </w:pPr>
+      <w:r>
+        <w:t xml:space="preserve">Euclidean Distance</w:t>
       </w:r>
     </w:p>
     <w:p>
@@ -1836,7 +1822,28 @@
           <w:sz w:val="18"/>
           <w:szCs w:val="18"/>
         </w:rPr>
-        <w:t xml:space="preserve"/>
+        <w:t xml:space="preserve">d(A, B) = √( Σ (Aᵢ - Bᵢ)² )</w:t>
+      </w:r>
+    </w:p>
+    <w:p>
+      <w:pPr>
+        <w:spacing w:after="80" w:before="80"/>
+      </w:pPr>
+      <w:r>
+        <w:rPr>
+          <w:sz w:val="22"/>
+          <w:szCs w:val="22"/>
+        </w:rPr>
+        <w:t xml:space="preserve">Measures straight-line distance. Conflates magnitude and direction — fails for short query vs long document comparisons.</w:t>
+      </w:r>
+    </w:p>
+    <w:p>
+      <w:pPr>
+        <w:pStyle w:val="Heading2"/>
+        <w:spacing w:after="150" w:before="300"/>
+      </w:pPr>
+      <w:r>
+        <w:t xml:space="preserve">Cosine Similarity</w:t>
       </w:r>
     </w:p>
     <w:p>
@@ -1851,7 +1858,28 @@
           <w:sz w:val="18"/>
           <w:szCs w:val="18"/>
         </w:rPr>
-        <w:t xml:space="preserve">Retrieved Context:</w:t>
+        <w:t xml:space="preserve">cos_sim(A, B) = (A · B) / (||A|| × ||B||)   Range: -1 to 1</w:t>
+      </w:r>
+    </w:p>
+    <w:p>
+      <w:pPr>
+        <w:spacing w:after="80" w:before="80"/>
+      </w:pPr>
+      <w:r>
+        <w:rPr>
+          <w:sz w:val="22"/>
+          <w:szCs w:val="22"/>
+        </w:rPr>
+        <w:t xml:space="preserve">Measures the angle between vectors, ignoring magnitude. Scale-invariant — the correct default metric for RAG.</w:t>
+      </w:r>
+    </w:p>
+    <w:p>
+      <w:pPr>
+        <w:pStyle w:val="Heading2"/>
+        <w:spacing w:after="150" w:before="300"/>
+      </w:pPr>
+      <w:r>
+        <w:t xml:space="preserve">Cosine Distance</w:t>
       </w:r>
     </w:p>
     <w:p>
@@ -1866,7 +1894,28 @@
           <w:sz w:val="18"/>
           <w:szCs w:val="18"/>
         </w:rPr>
-        <w:t xml:space="preserve">  [SOURCE 1 - chunk text]</w:t>
+        <w:t xml:space="preserve">cosine_distance = 1 - cosine_similarity   Range: 0 to 2</w:t>
+      </w:r>
+    </w:p>
+    <w:p>
+      <w:pPr>
+        <w:spacing w:after="80" w:before="80"/>
+      </w:pPr>
+      <w:r>
+        <w:rPr>
+          <w:sz w:val="22"/>
+          <w:szCs w:val="22"/>
+        </w:rPr>
+        <w:t xml:space="preserve">Used internally by vector databases. You think in similarity (higher = better). The DB handles the inversion.</w:t>
+      </w:r>
+    </w:p>
+    <w:p>
+      <w:pPr>
+        <w:pStyle w:val="Heading2"/>
+        <w:spacing w:after="150" w:before="300"/>
+      </w:pPr>
+      <w:r>
+        <w:t xml:space="preserve">Dot Product / MIP</w:t>
       </w:r>
     </w:p>
     <w:p>
@@ -1881,7 +1930,28 @@
           <w:sz w:val="18"/>
           <w:szCs w:val="18"/>
         </w:rPr>
-        <w:t xml:space="preserve">  [SOURCE 2 - chunk text]</w:t>
+        <w:t xml:space="preserve">dot_product(A, B) = Σ(Aᵢ × Bᵢ)</w:t>
+      </w:r>
+    </w:p>
+    <w:p>
+      <w:pPr>
+        <w:spacing w:after="80" w:before="80"/>
+      </w:pPr>
+      <w:r>
+        <w:rPr>
+          <w:sz w:val="22"/>
+          <w:szCs w:val="22"/>
+        </w:rPr>
+        <w:t xml:space="preserve">Equals cosine similarity when vectors are pre-normalized (unit vectors). Most modern embedding models output pre-normalized vectors — check model card. MIP indexes are faster, so normalizing before inserting gives speed and accuracy.</w:t>
+      </w:r>
+    </w:p>
+    <w:p>
+      <w:pPr>
+        <w:pStyle w:val="Heading2"/>
+        <w:spacing w:after="150" w:before="300"/>
+      </w:pPr>
+      <w:r>
+        <w:t xml:space="preserve">Embedding Normalization</w:t>
       </w:r>
     </w:p>
     <w:p>
@@ -1896,52 +1966,7 @@
           <w:sz w:val="18"/>
           <w:szCs w:val="18"/>
         </w:rPr>
-        <w:t xml:space="preserve">  [SOURCE 3 - chunk text]</w:t>
-      </w:r>
-    </w:p>
-    <w:p>
-      <w:pPr>
-        <w:spacing w:after="60" w:before="60"/>
-        <w:ind w:left="720"/>
-      </w:pPr>
-      <w:r>
-        <w:rPr>
-          <w:rFonts w:ascii="Courier New" w:cs="Courier New" w:eastAsia="Courier New" w:hAnsi="Courier New"/>
-          <w:color w:val="1F497D"/>
-          <w:sz w:val="18"/>
-          <w:szCs w:val="18"/>
-        </w:rPr>
-        <w:t xml:space="preserve"/>
-      </w:r>
-    </w:p>
-    <w:p>
-      <w:pPr>
-        <w:spacing w:after="60" w:before="60"/>
-        <w:ind w:left="720"/>
-      </w:pPr>
-      <w:r>
-        <w:rPr>
-          <w:rFonts w:ascii="Courier New" w:cs="Courier New" w:eastAsia="Courier New" w:hAnsi="Courier New"/>
-          <w:color w:val="1F497D"/>
-          <w:sz w:val="18"/>
-          <w:szCs w:val="18"/>
-        </w:rPr>
-        <w:t xml:space="preserve">User Query:</w:t>
-      </w:r>
-    </w:p>
-    <w:p>
-      <w:pPr>
-        <w:spacing w:after="60" w:before="60"/>
-        <w:ind w:left="720"/>
-      </w:pPr>
-      <w:r>
-        <w:rPr>
-          <w:rFonts w:ascii="Courier New" w:cs="Courier New" w:eastAsia="Courier New" w:hAnsi="Courier New"/>
-          <w:color w:val="1F497D"/>
-          <w:sz w:val="18"/>
-          <w:szCs w:val="18"/>
-        </w:rPr>
-        <w:t xml:space="preserve">  {user's question}</w:t>
+        <w:t xml:space="preserve">v = [3, 4]  →  ||v|| = 5  →  normalized = [0.6, 0.8]  →  ||normalized|| = 1</w:t>
       </w:r>
     </w:p>
     <w:p>
@@ -1953,294 +1978,7 @@
           <w:sz w:val="22"/>
           <w:szCs w:val="22"/>
         </w:rPr>
-        <w:t xml:space="preserve">Key insight: "Lost in the middle" — models perform worse on information in the middle of long contexts. Put highest-ranked chunks first. Always instruct the model to admit when it doesn't know, or it will hallucinate from training data when retrieval comes up empty.</w:t>
-      </w:r>
-    </w:p>
-    <w:p>
-      <w:pPr>
-        <w:pBdr>
-          <w:bottom w:val="single" w:color="CCCCCC" w:sz="6"/>
-        </w:pBdr>
-        <w:spacing w:after="200" w:before="200"/>
-      </w:pPr>
-    </w:p>
-    <w:p>
-      <w:pPr>
-        <w:pStyle w:val="Heading1"/>
-        <w:spacing w:after="200" w:before="400"/>
-      </w:pPr>
-      <w:r>
-        <w:t xml:space="preserve">Session 3: Deep Dives — Similarity Metrics &amp; Embedding Models</w:t>
-      </w:r>
-    </w:p>
-    <w:p>
-      <w:pPr>
-        <w:pStyle w:val="Heading2"/>
-        <w:spacing w:after="150" w:before="300"/>
-      </w:pPr>
-      <w:r>
-        <w:t xml:space="preserve">Euclidean Distance</w:t>
-      </w:r>
-    </w:p>
-    <w:p>
-      <w:pPr>
-        <w:spacing w:after="60" w:before="60"/>
-        <w:ind w:left="720"/>
-      </w:pPr>
-      <w:r>
-        <w:rPr>
-          <w:rFonts w:ascii="Courier New" w:cs="Courier New" w:eastAsia="Courier New" w:hAnsi="Courier New"/>
-          <w:color w:val="1F497D"/>
-          <w:sz w:val="18"/>
-          <w:szCs w:val="18"/>
-        </w:rPr>
-        <w:t xml:space="preserve">d(A, B) = √( Σ (Aᵢ - Bᵢ)² )</w:t>
-      </w:r>
-    </w:p>
-    <w:p>
-      <w:pPr>
-        <w:spacing w:after="60" w:before="60"/>
-        <w:ind w:left="720"/>
-      </w:pPr>
-      <w:r>
-        <w:rPr>
-          <w:rFonts w:ascii="Courier New" w:cs="Courier New" w:eastAsia="Courier New" w:hAnsi="Courier New"/>
-          <w:color w:val="1F497D"/>
-          <w:sz w:val="18"/>
-          <w:szCs w:val="18"/>
-        </w:rPr>
-        <w:t xml:space="preserve">Example: A=[1,2,3], B=[4,6,3]</w:t>
-      </w:r>
-    </w:p>
-    <w:p>
-      <w:pPr>
-        <w:spacing w:after="60" w:before="60"/>
-        <w:ind w:left="720"/>
-      </w:pPr>
-      <w:r>
-        <w:rPr>
-          <w:rFonts w:ascii="Courier New" w:cs="Courier New" w:eastAsia="Courier New" w:hAnsi="Courier New"/>
-          <w:color w:val="1F497D"/>
-          <w:sz w:val="18"/>
-          <w:szCs w:val="18"/>
-        </w:rPr>
-        <w:t xml:space="preserve">= √((4-1)² + (6-2)² + (3-3)²) = √(9+16+0) = 5</w:t>
-      </w:r>
-    </w:p>
-    <w:p>
-      <w:pPr>
-        <w:spacing w:after="80" w:before="80"/>
-      </w:pPr>
-      <w:r>
-        <w:rPr>
-          <w:sz w:val="22"/>
-          <w:szCs w:val="22"/>
-        </w:rPr>
-        <w:t xml:space="preserve">Measures straight-line distance between points. Conflates magnitude and direction — a long document and short document about the same topic score as far apart even if semantically identical.</w:t>
-      </w:r>
-    </w:p>
-    <w:p>
-      <w:pPr>
-        <w:pStyle w:val="Heading2"/>
-        <w:spacing w:after="150" w:before="300"/>
-      </w:pPr>
-      <w:r>
-        <w:t xml:space="preserve">Cosine Similarity</w:t>
-      </w:r>
-    </w:p>
-    <w:p>
-      <w:pPr>
-        <w:spacing w:after="60" w:before="60"/>
-        <w:ind w:left="720"/>
-      </w:pPr>
-      <w:r>
-        <w:rPr>
-          <w:rFonts w:ascii="Courier New" w:cs="Courier New" w:eastAsia="Courier New" w:hAnsi="Courier New"/>
-          <w:color w:val="1F497D"/>
-          <w:sz w:val="18"/>
-          <w:szCs w:val="18"/>
-        </w:rPr>
-        <w:t xml:space="preserve">cos_sim(A, B) = (A · B) / (||A|| × ||B||)</w:t>
-      </w:r>
-    </w:p>
-    <w:p>
-      <w:pPr>
-        <w:spacing w:after="60" w:before="60"/>
-        <w:ind w:left="720"/>
-      </w:pPr>
-      <w:r>
-        <w:rPr>
-          <w:rFonts w:ascii="Courier New" w:cs="Courier New" w:eastAsia="Courier New" w:hAnsi="Courier New"/>
-          <w:color w:val="1F497D"/>
-          <w:sz w:val="18"/>
-          <w:szCs w:val="18"/>
-        </w:rPr>
-        <w:t xml:space="preserve">Range: -1 (opposite) to 1 (identical direction)</w:t>
-      </w:r>
-    </w:p>
-    <w:p>
-      <w:pPr>
-        <w:spacing w:after="80" w:before="80"/>
-      </w:pPr>
-      <w:r>
-        <w:rPr>
-          <w:sz w:val="22"/>
-          <w:szCs w:val="22"/>
-        </w:rPr>
-        <w:t xml:space="preserve">Measures the angle between vectors, ignoring magnitude. Scale-invariant — a short query and a long document about the same topic score as similar. This is the correct metric for RAG.</w:t>
-      </w:r>
-    </w:p>
-    <w:p>
-      <w:pPr>
-        <w:pStyle w:val="Heading2"/>
-        <w:spacing w:after="150" w:before="300"/>
-      </w:pPr>
-      <w:r>
-        <w:t xml:space="preserve">Cosine Distance</w:t>
-      </w:r>
-    </w:p>
-    <w:p>
-      <w:pPr>
-        <w:spacing w:after="60" w:before="60"/>
-        <w:ind w:left="720"/>
-      </w:pPr>
-      <w:r>
-        <w:rPr>
-          <w:rFonts w:ascii="Courier New" w:cs="Courier New" w:eastAsia="Courier New" w:hAnsi="Courier New"/>
-          <w:color w:val="1F497D"/>
-          <w:sz w:val="18"/>
-          <w:szCs w:val="18"/>
-        </w:rPr>
-        <w:t xml:space="preserve">cosine_distance = 1 - cosine_similarity   (Range: 0 to 2)</w:t>
-      </w:r>
-    </w:p>
-    <w:p>
-      <w:pPr>
-        <w:spacing w:after="80" w:before="80"/>
-      </w:pPr>
-      <w:r>
-        <w:rPr>
-          <w:sz w:val="22"/>
-          <w:szCs w:val="22"/>
-        </w:rPr>
-        <w:t xml:space="preserve">Used internally by vector databases for index construction. You think in similarity (higher = more relevant). The DB handles the inversion internally.</w:t>
-      </w:r>
-    </w:p>
-    <w:p>
-      <w:pPr>
-        <w:pStyle w:val="Heading2"/>
-        <w:spacing w:after="150" w:before="300"/>
-      </w:pPr>
-      <w:r>
-        <w:t xml:space="preserve">Dot Product / MIP</w:t>
-      </w:r>
-    </w:p>
-    <w:p>
-      <w:pPr>
-        <w:spacing w:after="60" w:before="60"/>
-        <w:ind w:left="720"/>
-      </w:pPr>
-      <w:r>
-        <w:rPr>
-          <w:rFonts w:ascii="Courier New" w:cs="Courier New" w:eastAsia="Courier New" w:hAnsi="Courier New"/>
-          <w:color w:val="1F497D"/>
-          <w:sz w:val="18"/>
-          <w:szCs w:val="18"/>
-        </w:rPr>
-        <w:t xml:space="preserve">dot_product(A, B) = Σ(Aᵢ × Bᵢ)</w:t>
-      </w:r>
-    </w:p>
-    <w:p>
-      <w:pPr>
-        <w:spacing w:after="80" w:before="80"/>
-      </w:pPr>
-      <w:r>
-        <w:rPr>
-          <w:sz w:val="22"/>
-          <w:szCs w:val="22"/>
-        </w:rPr>
-        <w:t xml:space="preserve">Cosine similarity without magnitude normalization. Equivalent to cosine similarity when vectors are pre-normalized (unit vectors). Most modern embedding models output pre-normalized vectors — check the model card. MIP indexes are faster than cosine indexes, so normalizing before inserting gives speed + accuracy.</w:t>
-      </w:r>
-    </w:p>
-    <w:p>
-      <w:pPr>
-        <w:pStyle w:val="Heading2"/>
-        <w:spacing w:after="150" w:before="300"/>
-      </w:pPr>
-      <w:r>
-        <w:t xml:space="preserve">Embedding Normalization</w:t>
-      </w:r>
-    </w:p>
-    <w:p>
-      <w:pPr>
-        <w:spacing w:after="60" w:before="60"/>
-        <w:ind w:left="720"/>
-      </w:pPr>
-      <w:r>
-        <w:rPr>
-          <w:rFonts w:ascii="Courier New" w:cs="Courier New" w:eastAsia="Courier New" w:hAnsi="Courier New"/>
-          <w:color w:val="1F497D"/>
-          <w:sz w:val="18"/>
-          <w:szCs w:val="18"/>
-        </w:rPr>
-        <w:t xml:space="preserve">v = [3, 4]</w:t>
-      </w:r>
-    </w:p>
-    <w:p>
-      <w:pPr>
-        <w:spacing w:after="60" w:before="60"/>
-        <w:ind w:left="720"/>
-      </w:pPr>
-      <w:r>
-        <w:rPr>
-          <w:rFonts w:ascii="Courier New" w:cs="Courier New" w:eastAsia="Courier New" w:hAnsi="Courier New"/>
-          <w:color w:val="1F497D"/>
-          <w:sz w:val="18"/>
-          <w:szCs w:val="18"/>
-        </w:rPr>
-        <w:t xml:space="preserve">||v|| = √(3² + 4²) = 5</w:t>
-      </w:r>
-    </w:p>
-    <w:p>
-      <w:pPr>
-        <w:spacing w:after="60" w:before="60"/>
-        <w:ind w:left="720"/>
-      </w:pPr>
-      <w:r>
-        <w:rPr>
-          <w:rFonts w:ascii="Courier New" w:cs="Courier New" w:eastAsia="Courier New" w:hAnsi="Courier New"/>
-          <w:color w:val="1F497D"/>
-          <w:sz w:val="18"/>
-          <w:szCs w:val="18"/>
-        </w:rPr>
-        <w:t xml:space="preserve">normalized = [3/5, 4/5] = [0.6, 0.8]</w:t>
-      </w:r>
-    </w:p>
-    <w:p>
-      <w:pPr>
-        <w:spacing w:after="60" w:before="60"/>
-        <w:ind w:left="720"/>
-      </w:pPr>
-      <w:r>
-        <w:rPr>
-          <w:rFonts w:ascii="Courier New" w:cs="Courier New" w:eastAsia="Courier New" w:hAnsi="Courier New"/>
-          <w:color w:val="1F497D"/>
-          <w:sz w:val="18"/>
-          <w:szCs w:val="18"/>
-        </w:rPr>
-        <w:t xml:space="preserve">Verify: √(0.6² + 0.8²) = √1 = 1 ✓</w:t>
-      </w:r>
-    </w:p>
-    <w:p>
-      <w:pPr>
-        <w:spacing w:after="80" w:before="80"/>
-      </w:pPr>
-      <w:r>
-        <w:rPr>
-          <w:sz w:val="22"/>
-          <w:szCs w:val="22"/>
-        </w:rPr>
-        <w:t xml:space="preserve">Dividing a vector by its L2 norm produces a unit vector (length = 1). Once normalized, dot product = cosine similarity.</w:t>
+        <w:t xml:space="preserve">Dividing a vector by its L2 norm produces a unit vector. Once normalized, dot product = cosine similarity.</w:t>
       </w:r>
     </w:p>
     <w:p>
@@ -2465,11 +2203,10 @@
         </w:tblBorders>
       </w:tblPr>
       <w:tblGrid>
-        <w:gridCol w:w="1800"/>
-        <w:gridCol w:w="1800"/>
-        <w:gridCol w:w="1800"/>
-        <w:gridCol w:w="1800"/>
-        <w:gridCol w:w="1800"/>
+        <w:gridCol w:w="2250"/>
+        <w:gridCol w:w="2250"/>
+        <w:gridCol w:w="2250"/>
+        <w:gridCol w:w="2250"/>
       </w:tblGrid>
       <w:tr>
         <w:trPr>
@@ -2477,7 +2214,7 @@
         </w:trPr>
         <w:tc>
           <w:tcPr>
-            <w:tcW w:type="dxa" w:w="1800"/>
+            <w:tcW w:type="dxa" w:w="2250"/>
             <w:shd w:fill="2E4057" w:val="clear"/>
           </w:tcPr>
           <w:p>
@@ -2494,7 +2231,7 @@
         </w:tc>
         <w:tc>
           <w:tcPr>
-            <w:tcW w:type="dxa" w:w="1800"/>
+            <w:tcW w:type="dxa" w:w="2250"/>
             <w:shd w:fill="2E4057" w:val="clear"/>
           </w:tcPr>
           <w:p>
@@ -2511,7 +2248,7 @@
         </w:tc>
         <w:tc>
           <w:tcPr>
-            <w:tcW w:type="dxa" w:w="1800"/>
+            <w:tcW w:type="dxa" w:w="2250"/>
             <w:shd w:fill="2E4057" w:val="clear"/>
           </w:tcPr>
           <w:p>
@@ -2528,7 +2265,7 @@
         </w:tc>
         <w:tc>
           <w:tcPr>
-            <w:tcW w:type="dxa" w:w="1800"/>
+            <w:tcW w:type="dxa" w:w="2250"/>
             <w:shd w:fill="2E4057" w:val="clear"/>
           </w:tcPr>
           <w:p>
@@ -2539,23 +2276,6 @@
                 <w:sz w:val="20"/>
                 <w:szCs w:val="20"/>
               </w:rPr>
-              <w:t xml:space="preserve">Max Tokens</w:t>
-            </w:r>
-          </w:p>
-        </w:tc>
-        <w:tc>
-          <w:tcPr>
-            <w:tcW w:type="dxa" w:w="1800"/>
-            <w:shd w:fill="2E4057" w:val="clear"/>
-          </w:tcPr>
-          <w:p>
-            <w:r>
-              <w:rPr>
-                <w:b/>
-                <w:bCs/>
-                <w:sz w:val="20"/>
-                <w:szCs w:val="20"/>
-              </w:rPr>
               <w:t xml:space="preserve">Notes</w:t>
             </w:r>
           </w:p>
@@ -2564,7 +2284,7 @@
       <w:tr>
         <w:tc>
           <w:tcPr>
-            <w:tcW w:type="dxa" w:w="1800"/>
+            <w:tcW w:type="dxa" w:w="2250"/>
           </w:tcPr>
           <w:p>
             <w:r>
@@ -2578,7 +2298,7 @@
         </w:tc>
         <w:tc>
           <w:tcPr>
-            <w:tcW w:type="dxa" w:w="1800"/>
+            <w:tcW w:type="dxa" w:w="2250"/>
           </w:tcPr>
           <w:p>
             <w:r>
@@ -2592,7 +2312,7 @@
         </w:tc>
         <w:tc>
           <w:tcPr>
-            <w:tcW w:type="dxa" w:w="1800"/>
+            <w:tcW w:type="dxa" w:w="2250"/>
           </w:tcPr>
           <w:p>
             <w:r>
@@ -2606,21 +2326,7 @@
         </w:tc>
         <w:tc>
           <w:tcPr>
-            <w:tcW w:type="dxa" w:w="1800"/>
-          </w:tcPr>
-          <w:p>
-            <w:r>
-              <w:rPr>
-                <w:sz w:val="20"/>
-                <w:szCs w:val="20"/>
-              </w:rPr>
-              <w:t xml:space="preserve">8191</w:t>
-            </w:r>
-          </w:p>
-        </w:tc>
-        <w:tc>
-          <w:tcPr>
-            <w:tcW w:type="dxa" w:w="1800"/>
+            <w:tcW w:type="dxa" w:w="2250"/>
           </w:tcPr>
           <w:p>
             <w:r>
@@ -2636,7 +2342,7 @@
       <w:tr>
         <w:tc>
           <w:tcPr>
-            <w:tcW w:type="dxa" w:w="1800"/>
+            <w:tcW w:type="dxa" w:w="2250"/>
           </w:tcPr>
           <w:p>
             <w:r>
@@ -2650,7 +2356,7 @@
         </w:tc>
         <w:tc>
           <w:tcPr>
-            <w:tcW w:type="dxa" w:w="1800"/>
+            <w:tcW w:type="dxa" w:w="2250"/>
           </w:tcPr>
           <w:p>
             <w:r>
@@ -2664,7 +2370,7 @@
         </w:tc>
         <w:tc>
           <w:tcPr>
-            <w:tcW w:type="dxa" w:w="1800"/>
+            <w:tcW w:type="dxa" w:w="2250"/>
           </w:tcPr>
           <w:p>
             <w:r>
@@ -2678,21 +2384,7 @@
         </w:tc>
         <w:tc>
           <w:tcPr>
-            <w:tcW w:type="dxa" w:w="1800"/>
-          </w:tcPr>
-          <w:p>
-            <w:r>
-              <w:rPr>
-                <w:sz w:val="20"/>
-                <w:szCs w:val="20"/>
-              </w:rPr>
-              <w:t xml:space="preserve">8191</w:t>
-            </w:r>
-          </w:p>
-        </w:tc>
-        <w:tc>
-          <w:tcPr>
-            <w:tcW w:type="dxa" w:w="1800"/>
+            <w:tcW w:type="dxa" w:w="2250"/>
           </w:tcPr>
           <w:p>
             <w:r>
@@ -2708,79 +2400,7 @@
       <w:tr>
         <w:tc>
           <w:tcPr>
-            <w:tcW w:type="dxa" w:w="1800"/>
-          </w:tcPr>
-          <w:p>
-            <w:r>
-              <w:rPr>
-                <w:sz w:val="20"/>
-                <w:szCs w:val="20"/>
-              </w:rPr>
-              <w:t xml:space="preserve">text-embedding-ada-002</w:t>
-            </w:r>
-          </w:p>
-        </w:tc>
-        <w:tc>
-          <w:tcPr>
-            <w:tcW w:type="dxa" w:w="1800"/>
-          </w:tcPr>
-          <w:p>
-            <w:r>
-              <w:rPr>
-                <w:sz w:val="20"/>
-                <w:szCs w:val="20"/>
-              </w:rPr>
-              <w:t xml:space="preserve">OpenAI</w:t>
-            </w:r>
-          </w:p>
-        </w:tc>
-        <w:tc>
-          <w:tcPr>
-            <w:tcW w:type="dxa" w:w="1800"/>
-          </w:tcPr>
-          <w:p>
-            <w:r>
-              <w:rPr>
-                <w:sz w:val="20"/>
-                <w:szCs w:val="20"/>
-              </w:rPr>
-              <w:t xml:space="preserve">1536</w:t>
-            </w:r>
-          </w:p>
-        </w:tc>
-        <w:tc>
-          <w:tcPr>
-            <w:tcW w:type="dxa" w:w="1800"/>
-          </w:tcPr>
-          <w:p>
-            <w:r>
-              <w:rPr>
-                <w:sz w:val="20"/>
-                <w:szCs w:val="20"/>
-              </w:rPr>
-              <w:t xml:space="preserve">8191</w:t>
-            </w:r>
-          </w:p>
-        </w:tc>
-        <w:tc>
-          <w:tcPr>
-            <w:tcW w:type="dxa" w:w="1800"/>
-          </w:tcPr>
-          <w:p>
-            <w:r>
-              <w:rPr>
-                <w:sz w:val="20"/>
-                <w:szCs w:val="20"/>
-              </w:rPr>
-              <w:t xml:space="preserve">Legacy, still common</w:t>
-            </w:r>
-          </w:p>
-        </w:tc>
-      </w:tr>
-      <w:tr>
-        <w:tc>
-          <w:tcPr>
-            <w:tcW w:type="dxa" w:w="1800"/>
+            <w:tcW w:type="dxa" w:w="2250"/>
           </w:tcPr>
           <w:p>
             <w:r>
@@ -2794,7 +2414,7 @@
         </w:tc>
         <w:tc>
           <w:tcPr>
-            <w:tcW w:type="dxa" w:w="1800"/>
+            <w:tcW w:type="dxa" w:w="2250"/>
           </w:tcPr>
           <w:p>
             <w:r>
@@ -2808,7 +2428,7 @@
         </w:tc>
         <w:tc>
           <w:tcPr>
-            <w:tcW w:type="dxa" w:w="1800"/>
+            <w:tcW w:type="dxa" w:w="2250"/>
           </w:tcPr>
           <w:p>
             <w:r>
@@ -2822,21 +2442,7 @@
         </w:tc>
         <w:tc>
           <w:tcPr>
-            <w:tcW w:type="dxa" w:w="1800"/>
-          </w:tcPr>
-          <w:p>
-            <w:r>
-              <w:rPr>
-                <w:sz w:val="20"/>
-                <w:szCs w:val="20"/>
-              </w:rPr>
-              <w:t xml:space="preserve">512</w:t>
-            </w:r>
-          </w:p>
-        </w:tc>
-        <w:tc>
-          <w:tcPr>
-            <w:tcW w:type="dxa" w:w="1800"/>
+            <w:tcW w:type="dxa" w:w="2250"/>
           </w:tcPr>
           <w:p>
             <w:r>
@@ -2852,35 +2458,35 @@
       <w:tr>
         <w:tc>
           <w:tcPr>
-            <w:tcW w:type="dxa" w:w="1800"/>
-          </w:tcPr>
-          <w:p>
-            <w:r>
-              <w:rPr>
-                <w:sz w:val="20"/>
-                <w:szCs w:val="20"/>
-              </w:rPr>
-              <w:t xml:space="preserve">embed-v3-multilingual</w:t>
-            </w:r>
-          </w:p>
-        </w:tc>
-        <w:tc>
-          <w:tcPr>
-            <w:tcW w:type="dxa" w:w="1800"/>
-          </w:tcPr>
-          <w:p>
-            <w:r>
-              <w:rPr>
-                <w:sz w:val="20"/>
-                <w:szCs w:val="20"/>
-              </w:rPr>
-              <w:t xml:space="preserve">Cohere</w:t>
-            </w:r>
-          </w:p>
-        </w:tc>
-        <w:tc>
-          <w:tcPr>
-            <w:tcW w:type="dxa" w:w="1800"/>
+            <w:tcW w:type="dxa" w:w="2250"/>
+          </w:tcPr>
+          <w:p>
+            <w:r>
+              <w:rPr>
+                <w:sz w:val="20"/>
+                <w:szCs w:val="20"/>
+              </w:rPr>
+              <w:t xml:space="preserve">voyage-3-large</w:t>
+            </w:r>
+          </w:p>
+        </w:tc>
+        <w:tc>
+          <w:tcPr>
+            <w:tcW w:type="dxa" w:w="2250"/>
+          </w:tcPr>
+          <w:p>
+            <w:r>
+              <w:rPr>
+                <w:sz w:val="20"/>
+                <w:szCs w:val="20"/>
+              </w:rPr>
+              <w:t xml:space="preserve">Voyage AI</w:t>
+            </w:r>
+          </w:p>
+        </w:tc>
+        <w:tc>
+          <w:tcPr>
+            <w:tcW w:type="dxa" w:w="2250"/>
           </w:tcPr>
           <w:p>
             <w:r>
@@ -2894,65 +2500,109 @@
         </w:tc>
         <w:tc>
           <w:tcPr>
-            <w:tcW w:type="dxa" w:w="1800"/>
-          </w:tcPr>
-          <w:p>
-            <w:r>
-              <w:rPr>
-                <w:sz w:val="20"/>
-                <w:szCs w:val="20"/>
-              </w:rPr>
-              <w:t xml:space="preserve">512</w:t>
-            </w:r>
-          </w:p>
-        </w:tc>
-        <w:tc>
-          <w:tcPr>
-            <w:tcW w:type="dxa" w:w="1800"/>
-          </w:tcPr>
-          <w:p>
-            <w:r>
-              <w:rPr>
-                <w:sz w:val="20"/>
-                <w:szCs w:val="20"/>
-              </w:rPr>
-              <w:t xml:space="preserve">Best non-English</w:t>
-            </w:r>
-          </w:p>
-        </w:tc>
-      </w:tr>
-      <w:tr>
-        <w:tc>
-          <w:tcPr>
-            <w:tcW w:type="dxa" w:w="1800"/>
-          </w:tcPr>
-          <w:p>
-            <w:r>
-              <w:rPr>
-                <w:sz w:val="20"/>
-                <w:szCs w:val="20"/>
-              </w:rPr>
-              <w:t xml:space="preserve">voyage-3-large</w:t>
-            </w:r>
-          </w:p>
-        </w:tc>
-        <w:tc>
-          <w:tcPr>
-            <w:tcW w:type="dxa" w:w="1800"/>
-          </w:tcPr>
-          <w:p>
-            <w:r>
-              <w:rPr>
-                <w:sz w:val="20"/>
-                <w:szCs w:val="20"/>
-              </w:rPr>
-              <w:t xml:space="preserve">Voyage AI</w:t>
-            </w:r>
-          </w:p>
-        </w:tc>
-        <w:tc>
-          <w:tcPr>
-            <w:tcW w:type="dxa" w:w="1800"/>
+            <w:tcW w:type="dxa" w:w="2250"/>
+          </w:tcPr>
+          <w:p>
+            <w:r>
+              <w:rPr>
+                <w:sz w:val="20"/>
+                <w:szCs w:val="20"/>
+              </w:rPr>
+              <w:t xml:space="preserve">Production scale</w:t>
+            </w:r>
+          </w:p>
+        </w:tc>
+      </w:tr>
+      <w:tr>
+        <w:tc>
+          <w:tcPr>
+            <w:tcW w:type="dxa" w:w="2250"/>
+          </w:tcPr>
+          <w:p>
+            <w:r>
+              <w:rPr>
+                <w:sz w:val="20"/>
+                <w:szCs w:val="20"/>
+              </w:rPr>
+              <w:t xml:space="preserve">Gemini Embedding 2</w:t>
+            </w:r>
+          </w:p>
+        </w:tc>
+        <w:tc>
+          <w:tcPr>
+            <w:tcW w:type="dxa" w:w="2250"/>
+          </w:tcPr>
+          <w:p>
+            <w:r>
+              <w:rPr>
+                <w:sz w:val="20"/>
+                <w:szCs w:val="20"/>
+              </w:rPr>
+              <w:t xml:space="preserve">Google</w:t>
+            </w:r>
+          </w:p>
+        </w:tc>
+        <w:tc>
+          <w:tcPr>
+            <w:tcW w:type="dxa" w:w="2250"/>
+          </w:tcPr>
+          <w:p>
+            <w:r>
+              <w:rPr>
+                <w:sz w:val="20"/>
+                <w:szCs w:val="20"/>
+              </w:rPr>
+              <w:t xml:space="preserve">3072</w:t>
+            </w:r>
+          </w:p>
+        </w:tc>
+        <w:tc>
+          <w:tcPr>
+            <w:tcW w:type="dxa" w:w="2250"/>
+          </w:tcPr>
+          <w:p>
+            <w:r>
+              <w:rPr>
+                <w:sz w:val="20"/>
+                <w:szCs w:val="20"/>
+              </w:rPr>
+              <w:t xml:space="preserve">Multimodal, 32K context</w:t>
+            </w:r>
+          </w:p>
+        </w:tc>
+      </w:tr>
+      <w:tr>
+        <w:tc>
+          <w:tcPr>
+            <w:tcW w:type="dxa" w:w="2250"/>
+          </w:tcPr>
+          <w:p>
+            <w:r>
+              <w:rPr>
+                <w:sz w:val="20"/>
+                <w:szCs w:val="20"/>
+              </w:rPr>
+              <w:t xml:space="preserve">bge-m3</w:t>
+            </w:r>
+          </w:p>
+        </w:tc>
+        <w:tc>
+          <w:tcPr>
+            <w:tcW w:type="dxa" w:w="2250"/>
+          </w:tcPr>
+          <w:p>
+            <w:r>
+              <w:rPr>
+                <w:sz w:val="20"/>
+                <w:szCs w:val="20"/>
+              </w:rPr>
+              <w:t xml:space="preserve">BAAI (OSS)</w:t>
+            </w:r>
+          </w:p>
+        </w:tc>
+        <w:tc>
+          <w:tcPr>
+            <w:tcW w:type="dxa" w:w="2250"/>
           </w:tcPr>
           <w:p>
             <w:r>
@@ -2966,123 +2616,37 @@
         </w:tc>
         <w:tc>
           <w:tcPr>
-            <w:tcW w:type="dxa" w:w="1800"/>
-          </w:tcPr>
-          <w:p>
-            <w:r>
-              <w:rPr>
-                <w:sz w:val="20"/>
-                <w:szCs w:val="20"/>
-              </w:rPr>
-              <w:t xml:space="preserve">32000</w:t>
-            </w:r>
-          </w:p>
-        </w:tc>
-        <w:tc>
-          <w:tcPr>
-            <w:tcW w:type="dxa" w:w="1800"/>
-          </w:tcPr>
-          <w:p>
-            <w:r>
-              <w:rPr>
-                <w:sz w:val="20"/>
-                <w:szCs w:val="20"/>
-              </w:rPr>
-              <w:t xml:space="preserve">Production scale</w:t>
-            </w:r>
-          </w:p>
-        </w:tc>
-      </w:tr>
-      <w:tr>
-        <w:tc>
-          <w:tcPr>
-            <w:tcW w:type="dxa" w:w="1800"/>
-          </w:tcPr>
-          <w:p>
-            <w:r>
-              <w:rPr>
-                <w:sz w:val="20"/>
-                <w:szCs w:val="20"/>
-              </w:rPr>
-              <w:t xml:space="preserve">Gemini Embedding 2</w:t>
-            </w:r>
-          </w:p>
-        </w:tc>
-        <w:tc>
-          <w:tcPr>
-            <w:tcW w:type="dxa" w:w="1800"/>
-          </w:tcPr>
-          <w:p>
-            <w:r>
-              <w:rPr>
-                <w:sz w:val="20"/>
-                <w:szCs w:val="20"/>
-              </w:rPr>
-              <w:t xml:space="preserve">Google</w:t>
-            </w:r>
-          </w:p>
-        </w:tc>
-        <w:tc>
-          <w:tcPr>
-            <w:tcW w:type="dxa" w:w="1800"/>
-          </w:tcPr>
-          <w:p>
-            <w:r>
-              <w:rPr>
-                <w:sz w:val="20"/>
-                <w:szCs w:val="20"/>
-              </w:rPr>
-              <w:t xml:space="preserve">3072</w:t>
-            </w:r>
-          </w:p>
-        </w:tc>
-        <w:tc>
-          <w:tcPr>
-            <w:tcW w:type="dxa" w:w="1800"/>
-          </w:tcPr>
-          <w:p>
-            <w:r>
-              <w:rPr>
-                <w:sz w:val="20"/>
-                <w:szCs w:val="20"/>
-              </w:rPr>
-              <w:t xml:space="preserve">32000</w:t>
-            </w:r>
-          </w:p>
-        </w:tc>
-        <w:tc>
-          <w:tcPr>
-            <w:tcW w:type="dxa" w:w="1800"/>
-          </w:tcPr>
-          <w:p>
-            <w:r>
-              <w:rPr>
-                <w:sz w:val="20"/>
-                <w:szCs w:val="20"/>
-              </w:rPr>
-              <w:t xml:space="preserve">Multimodal</w:t>
-            </w:r>
-          </w:p>
-        </w:tc>
-      </w:tr>
-      <w:tr>
-        <w:tc>
-          <w:tcPr>
-            <w:tcW w:type="dxa" w:w="1800"/>
-          </w:tcPr>
-          <w:p>
-            <w:r>
-              <w:rPr>
-                <w:sz w:val="20"/>
-                <w:szCs w:val="20"/>
-              </w:rPr>
-              <w:t xml:space="preserve">bge-m3</w:t>
-            </w:r>
-          </w:p>
-        </w:tc>
-        <w:tc>
-          <w:tcPr>
-            <w:tcW w:type="dxa" w:w="1800"/>
+            <w:tcW w:type="dxa" w:w="2250"/>
+          </w:tcPr>
+          <w:p>
+            <w:r>
+              <w:rPr>
+                <w:sz w:val="20"/>
+                <w:szCs w:val="20"/>
+              </w:rPr>
+              <w:t xml:space="preserve">Best OSS hybrid search, 100+ languages</w:t>
+            </w:r>
+          </w:p>
+        </w:tc>
+      </w:tr>
+      <w:tr>
+        <w:tc>
+          <w:tcPr>
+            <w:tcW w:type="dxa" w:w="2250"/>
+          </w:tcPr>
+          <w:p>
+            <w:r>
+              <w:rPr>
+                <w:sz w:val="20"/>
+                <w:szCs w:val="20"/>
+              </w:rPr>
+              <w:t xml:space="preserve">bge-small-en-v1.5</w:t>
+            </w:r>
+          </w:p>
+        </w:tc>
+        <w:tc>
+          <w:tcPr>
+            <w:tcW w:type="dxa" w:w="2250"/>
           </w:tcPr>
           <w:p>
             <w:r>
@@ -3096,7 +2660,123 @@
         </w:tc>
         <w:tc>
           <w:tcPr>
-            <w:tcW w:type="dxa" w:w="1800"/>
+            <w:tcW w:type="dxa" w:w="2250"/>
+          </w:tcPr>
+          <w:p>
+            <w:r>
+              <w:rPr>
+                <w:sz w:val="20"/>
+                <w:szCs w:val="20"/>
+              </w:rPr>
+              <w:t xml:space="preserve">384</w:t>
+            </w:r>
+          </w:p>
+        </w:tc>
+        <w:tc>
+          <w:tcPr>
+            <w:tcW w:type="dxa" w:w="2250"/>
+          </w:tcPr>
+          <w:p>
+            <w:r>
+              <w:rPr>
+                <w:sz w:val="20"/>
+                <w:szCs w:val="20"/>
+              </w:rPr>
+              <w:t xml:space="preserve">Used in this project — lightweight, local</w:t>
+            </w:r>
+          </w:p>
+        </w:tc>
+      </w:tr>
+      <w:tr>
+        <w:tc>
+          <w:tcPr>
+            <w:tcW w:type="dxa" w:w="2250"/>
+          </w:tcPr>
+          <w:p>
+            <w:r>
+              <w:rPr>
+                <w:sz w:val="20"/>
+                <w:szCs w:val="20"/>
+              </w:rPr>
+              <w:t xml:space="preserve">nomic-embed-text</w:t>
+            </w:r>
+          </w:p>
+        </w:tc>
+        <w:tc>
+          <w:tcPr>
+            <w:tcW w:type="dxa" w:w="2250"/>
+          </w:tcPr>
+          <w:p>
+            <w:r>
+              <w:rPr>
+                <w:sz w:val="20"/>
+                <w:szCs w:val="20"/>
+              </w:rPr>
+              <w:t xml:space="preserve">Nomic (OSS)</w:t>
+            </w:r>
+          </w:p>
+        </w:tc>
+        <w:tc>
+          <w:tcPr>
+            <w:tcW w:type="dxa" w:w="2250"/>
+          </w:tcPr>
+          <w:p>
+            <w:r>
+              <w:rPr>
+                <w:sz w:val="20"/>
+                <w:szCs w:val="20"/>
+              </w:rPr>
+              <w:t xml:space="preserve">768</w:t>
+            </w:r>
+          </w:p>
+        </w:tc>
+        <w:tc>
+          <w:tcPr>
+            <w:tcW w:type="dxa" w:w="2250"/>
+          </w:tcPr>
+          <w:p>
+            <w:r>
+              <w:rPr>
+                <w:sz w:val="20"/>
+                <w:szCs w:val="20"/>
+              </w:rPr>
+              <w:t xml:space="preserve">Open weights, local</w:t>
+            </w:r>
+          </w:p>
+        </w:tc>
+      </w:tr>
+      <w:tr>
+        <w:tc>
+          <w:tcPr>
+            <w:tcW w:type="dxa" w:w="2250"/>
+          </w:tcPr>
+          <w:p>
+            <w:r>
+              <w:rPr>
+                <w:sz w:val="20"/>
+                <w:szCs w:val="20"/>
+              </w:rPr>
+              <w:t xml:space="preserve">gte-large</w:t>
+            </w:r>
+          </w:p>
+        </w:tc>
+        <w:tc>
+          <w:tcPr>
+            <w:tcW w:type="dxa" w:w="2250"/>
+          </w:tcPr>
+          <w:p>
+            <w:r>
+              <w:rPr>
+                <w:sz w:val="20"/>
+                <w:szCs w:val="20"/>
+              </w:rPr>
+              <w:t xml:space="preserve">Alibaba (OSS)</w:t>
+            </w:r>
+          </w:p>
+        </w:tc>
+        <w:tc>
+          <w:tcPr>
+            <w:tcW w:type="dxa" w:w="2250"/>
           </w:tcPr>
           <w:p>
             <w:r>
@@ -3110,309 +2790,7 @@
         </w:tc>
         <w:tc>
           <w:tcPr>
-            <w:tcW w:type="dxa" w:w="1800"/>
-          </w:tcPr>
-          <w:p>
-            <w:r>
-              <w:rPr>
-                <w:sz w:val="20"/>
-                <w:szCs w:val="20"/>
-              </w:rPr>
-              <w:t xml:space="preserve">8192</w:t>
-            </w:r>
-          </w:p>
-        </w:tc>
-        <w:tc>
-          <w:tcPr>
-            <w:tcW w:type="dxa" w:w="1800"/>
-          </w:tcPr>
-          <w:p>
-            <w:r>
-              <w:rPr>
-                <w:sz w:val="20"/>
-                <w:szCs w:val="20"/>
-              </w:rPr>
-              <w:t xml:space="preserve">Best OSS for hybrid search</w:t>
-            </w:r>
-          </w:p>
-        </w:tc>
-      </w:tr>
-      <w:tr>
-        <w:tc>
-          <w:tcPr>
-            <w:tcW w:type="dxa" w:w="1800"/>
-          </w:tcPr>
-          <w:p>
-            <w:r>
-              <w:rPr>
-                <w:sz w:val="20"/>
-                <w:szCs w:val="20"/>
-              </w:rPr>
-              <w:t xml:space="preserve">bge-large-en-v1.5</w:t>
-            </w:r>
-          </w:p>
-        </w:tc>
-        <w:tc>
-          <w:tcPr>
-            <w:tcW w:type="dxa" w:w="1800"/>
-          </w:tcPr>
-          <w:p>
-            <w:r>
-              <w:rPr>
-                <w:sz w:val="20"/>
-                <w:szCs w:val="20"/>
-              </w:rPr>
-              <w:t xml:space="preserve">BAAI (OSS)</w:t>
-            </w:r>
-          </w:p>
-        </w:tc>
-        <w:tc>
-          <w:tcPr>
-            <w:tcW w:type="dxa" w:w="1800"/>
-          </w:tcPr>
-          <w:p>
-            <w:r>
-              <w:rPr>
-                <w:sz w:val="20"/>
-                <w:szCs w:val="20"/>
-              </w:rPr>
-              <w:t xml:space="preserve">1024</w:t>
-            </w:r>
-          </w:p>
-        </w:tc>
-        <w:tc>
-          <w:tcPr>
-            <w:tcW w:type="dxa" w:w="1800"/>
-          </w:tcPr>
-          <w:p>
-            <w:r>
-              <w:rPr>
-                <w:sz w:val="20"/>
-                <w:szCs w:val="20"/>
-              </w:rPr>
-              <w:t xml:space="preserve">512</w:t>
-            </w:r>
-          </w:p>
-        </w:tc>
-        <w:tc>
-          <w:tcPr>
-            <w:tcW w:type="dxa" w:w="1800"/>
-          </w:tcPr>
-          <w:p>
-            <w:r>
-              <w:rPr>
-                <w:sz w:val="20"/>
-                <w:szCs w:val="20"/>
-              </w:rPr>
-              <w:t xml:space="preserve">English only</w:t>
-            </w:r>
-          </w:p>
-        </w:tc>
-      </w:tr>
-      <w:tr>
-        <w:tc>
-          <w:tcPr>
-            <w:tcW w:type="dxa" w:w="1800"/>
-          </w:tcPr>
-          <w:p>
-            <w:r>
-              <w:rPr>
-                <w:sz w:val="20"/>
-                <w:szCs w:val="20"/>
-              </w:rPr>
-              <w:t xml:space="preserve">nomic-embed-text</w:t>
-            </w:r>
-          </w:p>
-        </w:tc>
-        <w:tc>
-          <w:tcPr>
-            <w:tcW w:type="dxa" w:w="1800"/>
-          </w:tcPr>
-          <w:p>
-            <w:r>
-              <w:rPr>
-                <w:sz w:val="20"/>
-                <w:szCs w:val="20"/>
-              </w:rPr>
-              <w:t xml:space="preserve">Nomic (OSS)</w:t>
-            </w:r>
-          </w:p>
-        </w:tc>
-        <w:tc>
-          <w:tcPr>
-            <w:tcW w:type="dxa" w:w="1800"/>
-          </w:tcPr>
-          <w:p>
-            <w:r>
-              <w:rPr>
-                <w:sz w:val="20"/>
-                <w:szCs w:val="20"/>
-              </w:rPr>
-              <w:t xml:space="preserve">768</w:t>
-            </w:r>
-          </w:p>
-        </w:tc>
-        <w:tc>
-          <w:tcPr>
-            <w:tcW w:type="dxa" w:w="1800"/>
-          </w:tcPr>
-          <w:p>
-            <w:r>
-              <w:rPr>
-                <w:sz w:val="20"/>
-                <w:szCs w:val="20"/>
-              </w:rPr>
-              <w:t xml:space="preserve">8192</w:t>
-            </w:r>
-          </w:p>
-        </w:tc>
-        <w:tc>
-          <w:tcPr>
-            <w:tcW w:type="dxa" w:w="1800"/>
-          </w:tcPr>
-          <w:p>
-            <w:r>
-              <w:rPr>
-                <w:sz w:val="20"/>
-                <w:szCs w:val="20"/>
-              </w:rPr>
-              <w:t xml:space="preserve">Open weights, local</w:t>
-            </w:r>
-          </w:p>
-        </w:tc>
-      </w:tr>
-      <w:tr>
-        <w:tc>
-          <w:tcPr>
-            <w:tcW w:type="dxa" w:w="1800"/>
-          </w:tcPr>
-          <w:p>
-            <w:r>
-              <w:rPr>
-                <w:sz w:val="20"/>
-                <w:szCs w:val="20"/>
-              </w:rPr>
-              <w:t xml:space="preserve">Qwen3-Embedding-8B</w:t>
-            </w:r>
-          </w:p>
-        </w:tc>
-        <w:tc>
-          <w:tcPr>
-            <w:tcW w:type="dxa" w:w="1800"/>
-          </w:tcPr>
-          <w:p>
-            <w:r>
-              <w:rPr>
-                <w:sz w:val="20"/>
-                <w:szCs w:val="20"/>
-              </w:rPr>
-              <w:t xml:space="preserve">Alibaba (OSS)</w:t>
-            </w:r>
-          </w:p>
-        </w:tc>
-        <w:tc>
-          <w:tcPr>
-            <w:tcW w:type="dxa" w:w="1800"/>
-          </w:tcPr>
-          <w:p>
-            <w:r>
-              <w:rPr>
-                <w:sz w:val="20"/>
-                <w:szCs w:val="20"/>
-              </w:rPr>
-              <w:t xml:space="preserve">Adj.</w:t>
-            </w:r>
-          </w:p>
-        </w:tc>
-        <w:tc>
-          <w:tcPr>
-            <w:tcW w:type="dxa" w:w="1800"/>
-          </w:tcPr>
-          <w:p>
-            <w:r>
-              <w:rPr>
-                <w:sz w:val="20"/>
-                <w:szCs w:val="20"/>
-              </w:rPr>
-              <w:t xml:space="preserve">32000</w:t>
-            </w:r>
-          </w:p>
-        </w:tc>
-        <w:tc>
-          <w:tcPr>
-            <w:tcW w:type="dxa" w:w="1800"/>
-          </w:tcPr>
-          <w:p>
-            <w:r>
-              <w:rPr>
-                <w:sz w:val="20"/>
-                <w:szCs w:val="20"/>
-              </w:rPr>
-              <w:t xml:space="preserve">Strong multilingual</w:t>
-            </w:r>
-          </w:p>
-        </w:tc>
-      </w:tr>
-      <w:tr>
-        <w:tc>
-          <w:tcPr>
-            <w:tcW w:type="dxa" w:w="1800"/>
-          </w:tcPr>
-          <w:p>
-            <w:r>
-              <w:rPr>
-                <w:sz w:val="20"/>
-                <w:szCs w:val="20"/>
-              </w:rPr>
-              <w:t xml:space="preserve">gte-large</w:t>
-            </w:r>
-          </w:p>
-        </w:tc>
-        <w:tc>
-          <w:tcPr>
-            <w:tcW w:type="dxa" w:w="1800"/>
-          </w:tcPr>
-          <w:p>
-            <w:r>
-              <w:rPr>
-                <w:sz w:val="20"/>
-                <w:szCs w:val="20"/>
-              </w:rPr>
-              <w:t xml:space="preserve">Alibaba (OSS)</w:t>
-            </w:r>
-          </w:p>
-        </w:tc>
-        <w:tc>
-          <w:tcPr>
-            <w:tcW w:type="dxa" w:w="1800"/>
-          </w:tcPr>
-          <w:p>
-            <w:r>
-              <w:rPr>
-                <w:sz w:val="20"/>
-                <w:szCs w:val="20"/>
-              </w:rPr>
-              <w:t xml:space="preserve">1024</w:t>
-            </w:r>
-          </w:p>
-        </w:tc>
-        <w:tc>
-          <w:tcPr>
-            <w:tcW w:type="dxa" w:w="1800"/>
-          </w:tcPr>
-          <w:p>
-            <w:r>
-              <w:rPr>
-                <w:sz w:val="20"/>
-                <w:szCs w:val="20"/>
-              </w:rPr>
-              <w:t xml:space="preserve">512</w:t>
-            </w:r>
-          </w:p>
-        </w:tc>
-        <w:tc>
-          <w:tcPr>
-            <w:tcW w:type="dxa" w:w="1800"/>
+            <w:tcW w:type="dxa" w:w="2250"/>
           </w:tcPr>
           <w:p>
             <w:r>
@@ -3466,7 +2844,16 @@
           <w:sz w:val="22"/>
           <w:szCs w:val="22"/>
         </w:rPr>
-        <w:t xml:space="preserve">Naive RAG assumes the user's raw query is a good search query. It almost never is. User queries are short, vague, and conversational. Indexed documents are long, specific, and declarative. This mismatch causes most retrieval failures.</w:t>
+        <w:t xml:space="preserve">Naive RAG assumes the user's raw query is a good search query. User queries are short, vague, and conversational. Indexed documents are long, specific, and declarative. This mismatch causes most retrieval failures.</w:t>
+      </w:r>
+    </w:p>
+    <w:p>
+      <w:pPr>
+        <w:pStyle w:val="Heading2"/>
+        <w:spacing w:after="150" w:before="300"/>
+      </w:pPr>
+      <w:r>
+        <w:t xml:space="preserve">Technique 1: Query Rewriting</w:t>
       </w:r>
     </w:p>
     <w:p>
@@ -3478,28 +2865,7 @@
           <w:sz w:val="22"/>
           <w:szCs w:val="22"/>
         </w:rPr>
-        <w:t xml:space="preserve">Example failure: "What did we decide about pricing last quarter?" — "we" has no org context, "last quarter" is a relative time reference, "decide" may appear as "agreed" or "finalized" in documents.</w:t>
-      </w:r>
-    </w:p>
-    <w:p>
-      <w:pPr>
-        <w:pStyle w:val="Heading2"/>
-        <w:spacing w:after="150" w:before="300"/>
-      </w:pPr>
-      <w:r>
-        <w:t xml:space="preserve">Technique 1: Query Rewriting</w:t>
-      </w:r>
-    </w:p>
-    <w:p>
-      <w:pPr>
-        <w:spacing w:after="80" w:before="80"/>
-      </w:pPr>
-      <w:r>
-        <w:rPr>
-          <w:sz w:val="22"/>
-          <w:szCs w:val="22"/>
-        </w:rPr>
-        <w:t xml:space="preserve">Before hitting the vector store, pass the user query through an LLM and rewrite it into a keyword-rich, document-shaped search query. Highest ROI single technique in Advanced RAG — requires no infrastructure changes, just one extra LLM call.</w:t>
+        <w:t xml:space="preserve">Pass the user query through an LLM and rewrite it into a keyword-rich, document-shaped search query before hitting the vector store. Highest ROI single technique — just one extra LLM call. Typical retrieval recall improvement: 20–40%.</w:t>
       </w:r>
     </w:p>
     <w:p>
@@ -3534,6 +2900,15 @@
     </w:p>
     <w:p>
       <w:pPr>
+        <w:pStyle w:val="Heading2"/>
+        <w:spacing w:after="150" w:before="300"/>
+      </w:pPr>
+      <w:r>
+        <w:t xml:space="preserve">Technique 2: Multi-Query Retrieval</w:t>
+      </w:r>
+    </w:p>
+    <w:p>
+      <w:pPr>
         <w:spacing w:after="80" w:before="80"/>
       </w:pPr>
       <w:r>
@@ -3541,7 +2916,7 @@
           <w:sz w:val="22"/>
           <w:szCs w:val="22"/>
         </w:rPr>
-        <w:t xml:space="preserve">Retrieval recall improvements of 20–40% are common.</w:t>
+        <w:t xml:space="preserve">Generate N different reformulations, run retrieval for each, deduplicate, then rerank the merged pool. Different phrasings activate different regions of embedding space — triangulating from multiple directions fills blind spots. Tradeoff: N queries = N embedding calls (can be parallelized).</w:t>
       </w:r>
     </w:p>
     <w:p>
@@ -3550,7 +2925,7 @@
         <w:spacing w:after="150" w:before="300"/>
       </w:pPr>
       <w:r>
-        <w:t xml:space="preserve">Technique 2: Multi-Query Retrieval</w:t>
+        <w:t xml:space="preserve">Technique 3: HyDE</w:t>
       </w:r>
     </w:p>
     <w:p>
@@ -3562,40 +2937,7 @@
           <w:sz w:val="22"/>
           <w:szCs w:val="22"/>
         </w:rPr>
-        <w:t xml:space="preserve">Generate N different reformulations of the query, run retrieval for each, deduplicate results, then rerank the merged pool. Different phrasings activate different regions of embedding space — triangulating from multiple directions fills blind spots.</w:t>
-      </w:r>
-    </w:p>
-    <w:p>
-      <w:pPr>
-        <w:spacing w:after="80" w:before="80"/>
-      </w:pPr>
-      <w:r>
-        <w:rPr>
-          <w:sz w:val="22"/>
-          <w:szCs w:val="22"/>
-        </w:rPr>
-        <w:t xml:space="preserve">Tradeoff: N queries means N embedding calls and N vector searches (can be parallelized). Use when queries are ambiguous or corpus uses inconsistent terminology.</w:t>
-      </w:r>
-    </w:p>
-    <w:p>
-      <w:pPr>
-        <w:pStyle w:val="Heading2"/>
-        <w:spacing w:after="150" w:before="300"/>
-      </w:pPr>
-      <w:r>
-        <w:t xml:space="preserve">Technique 3: HyDE — Hypothetical Document Embeddings</w:t>
-      </w:r>
-    </w:p>
-    <w:p>
-      <w:pPr>
-        <w:spacing w:after="80" w:before="80"/>
-      </w:pPr>
-      <w:r>
-        <w:rPr>
-          <w:sz w:val="22"/>
-          <w:szCs w:val="22"/>
-        </w:rPr>
-        <w:t xml:space="preserve">Ask the LLM to generate a hypothetical answer to the question, then embed that hypothetical answer and search for similar chunks. A hypothetical answer is document-shaped — it lives in the same semantic neighborhood as indexed documents, closing the query-document semantic gap.</w:t>
+        <w:t xml:space="preserve">Ask the LLM to generate a hypothetical answer, then embed that hypothetical and search for similar chunks. A hypothetical answer is document-shaped — it lives in the same semantic neighborhood as indexed documents, closing the query-document gap. Fails if LLM lacks domain knowledge.</w:t>
       </w:r>
     </w:p>
     <w:p>
@@ -3610,7 +2952,7 @@
           <w:sz w:val="18"/>
           <w:szCs w:val="18"/>
         </w:rPr>
-        <w:t xml:space="preserve">Step 1: LLM generates hypothetical answer to the query</w:t>
+        <w:t xml:space="preserve">Step 1: LLM generates hypothetical answer</w:t>
       </w:r>
     </w:p>
     <w:p>
@@ -3640,7 +2982,16 @@
           <w:sz w:val="18"/>
           <w:szCs w:val="18"/>
         </w:rPr>
-        <w:t xml:space="preserve">Step 3: Vector search finds chunks similar to the hypothetical answer</w:t>
+        <w:t xml:space="preserve">Step 3: Vector search finds chunks similar to the hypothetical</w:t>
+      </w:r>
+    </w:p>
+    <w:p>
+      <w:pPr>
+        <w:pStyle w:val="Heading2"/>
+        <w:spacing w:after="150" w:before="300"/>
+      </w:pPr>
+      <w:r>
+        <w:t xml:space="preserve">Technique 4: Multi-Hop Retrieval</w:t>
       </w:r>
     </w:p>
     <w:p>
@@ -3652,7 +3003,7 @@
           <w:sz w:val="22"/>
           <w:szCs w:val="22"/>
         </w:rPr>
-        <w:t xml:space="preserve">Works best in technical/factual domains. Fails if LLM lacks domain knowledge to generate a plausible hypothetical.</w:t>
+        <w:t xml:space="preserve">For questions requiring multiple facts, chain retrievals iteratively where each retrieval is conditioned on prior results. Expensive — use when domain has heavily interconnected documents.</w:t>
       </w:r>
     </w:p>
     <w:p>
@@ -3661,7 +3012,7 @@
         <w:spacing w:after="150" w:before="300"/>
       </w:pPr>
       <w:r>
-        <w:t xml:space="preserve">Technique 4: Multi-Hop Retrieval</w:t>
+        <w:t xml:space="preserve">Agentic RAG</w:t>
       </w:r>
     </w:p>
     <w:p>
@@ -3673,7 +3024,279 @@
           <w:sz w:val="22"/>
           <w:szCs w:val="22"/>
         </w:rPr>
-        <w:t xml:space="preserve">For questions requiring multiple facts, chain retrievals iteratively where each retrieval is conditioned on the previous results.</w:t>
+        <w:t xml:space="preserve">The retriever becomes a tool that an LLM agent calls dynamically. The agent decides whether retrieval is needed, what to search for, whether to search again, and when it has enough context to answer. Dynamic topology rather than fixed pipeline. Framework: LangGraph.</w:t>
+      </w:r>
+    </w:p>
+    <w:p>
+      <w:pPr>
+        <w:pStyle w:val="Heading2"/>
+        <w:spacing w:after="150" w:before="300"/>
+      </w:pPr>
+      <w:r>
+        <w:t xml:space="preserve">Technique Selection Guide</w:t>
+      </w:r>
+    </w:p>
+    <w:p>
+      <w:pPr>
+        <w:spacing w:after="100" w:before="100"/>
+      </w:pPr>
+    </w:p>
+    <w:tbl>
+      <w:tblPr>
+        <w:tblW w:type="dxa" w:w="9000"/>
+        <w:tblBorders>
+          <w:top w:val="single" w:color="auto" w:sz="4"/>
+          <w:left w:val="single" w:color="auto" w:sz="4"/>
+          <w:bottom w:val="single" w:color="auto" w:sz="4"/>
+          <w:right w:val="single" w:color="auto" w:sz="4"/>
+          <w:insideH w:val="single" w:color="auto" w:sz="4"/>
+          <w:insideV w:val="single" w:color="auto" w:sz="4"/>
+        </w:tblBorders>
+      </w:tblPr>
+      <w:tblGrid>
+        <w:gridCol w:w="4500"/>
+        <w:gridCol w:w="4500"/>
+      </w:tblGrid>
+      <w:tr>
+        <w:trPr>
+          <w:tblHeader/>
+        </w:trPr>
+        <w:tc>
+          <w:tcPr>
+            <w:tcW w:type="dxa" w:w="4500"/>
+            <w:shd w:fill="2E4057" w:val="clear"/>
+          </w:tcPr>
+          <w:p>
+            <w:r>
+              <w:rPr>
+                <w:b/>
+                <w:bCs/>
+                <w:sz w:val="20"/>
+                <w:szCs w:val="20"/>
+              </w:rPr>
+              <w:t xml:space="preserve">Problem</w:t>
+            </w:r>
+          </w:p>
+        </w:tc>
+        <w:tc>
+          <w:tcPr>
+            <w:tcW w:type="dxa" w:w="4500"/>
+            <w:shd w:fill="2E4057" w:val="clear"/>
+          </w:tcPr>
+          <w:p>
+            <w:r>
+              <w:rPr>
+                <w:b/>
+                <w:bCs/>
+                <w:sz w:val="20"/>
+                <w:szCs w:val="20"/>
+              </w:rPr>
+              <w:t xml:space="preserve">Technique</w:t>
+            </w:r>
+          </w:p>
+        </w:tc>
+      </w:tr>
+      <w:tr>
+        <w:tc>
+          <w:tcPr>
+            <w:tcW w:type="dxa" w:w="4500"/>
+          </w:tcPr>
+          <w:p>
+            <w:r>
+              <w:rPr>
+                <w:sz w:val="20"/>
+                <w:szCs w:val="20"/>
+              </w:rPr>
+              <w:t xml:space="preserve">User queries are vague or conversational</w:t>
+            </w:r>
+          </w:p>
+        </w:tc>
+        <w:tc>
+          <w:tcPr>
+            <w:tcW w:type="dxa" w:w="4500"/>
+          </w:tcPr>
+          <w:p>
+            <w:r>
+              <w:rPr>
+                <w:sz w:val="20"/>
+                <w:szCs w:val="20"/>
+              </w:rPr>
+              <w:t xml:space="preserve">Query rewriting</w:t>
+            </w:r>
+          </w:p>
+        </w:tc>
+      </w:tr>
+      <w:tr>
+        <w:tc>
+          <w:tcPr>
+            <w:tcW w:type="dxa" w:w="4500"/>
+          </w:tcPr>
+          <w:p>
+            <w:r>
+              <w:rPr>
+                <w:sz w:val="20"/>
+                <w:szCs w:val="20"/>
+              </w:rPr>
+              <w:t xml:space="preserve">Domain has inconsistent terminology</w:t>
+            </w:r>
+          </w:p>
+        </w:tc>
+        <w:tc>
+          <w:tcPr>
+            <w:tcW w:type="dxa" w:w="4500"/>
+          </w:tcPr>
+          <w:p>
+            <w:r>
+              <w:rPr>
+                <w:sz w:val="20"/>
+                <w:szCs w:val="20"/>
+              </w:rPr>
+              <w:t xml:space="preserve">Multi-query retrieval</w:t>
+            </w:r>
+          </w:p>
+        </w:tc>
+      </w:tr>
+      <w:tr>
+        <w:tc>
+          <w:tcPr>
+            <w:tcW w:type="dxa" w:w="4500"/>
+          </w:tcPr>
+          <w:p>
+            <w:r>
+              <w:rPr>
+                <w:sz w:val="20"/>
+                <w:szCs w:val="20"/>
+              </w:rPr>
+              <w:t xml:space="preserve">Answer-shaped docs retrieve poorly from question-shaped queries</w:t>
+            </w:r>
+          </w:p>
+        </w:tc>
+        <w:tc>
+          <w:tcPr>
+            <w:tcW w:type="dxa" w:w="4500"/>
+          </w:tcPr>
+          <w:p>
+            <w:r>
+              <w:rPr>
+                <w:sz w:val="20"/>
+                <w:szCs w:val="20"/>
+              </w:rPr>
+              <w:t xml:space="preserve">HyDE</w:t>
+            </w:r>
+          </w:p>
+        </w:tc>
+      </w:tr>
+      <w:tr>
+        <w:tc>
+          <w:tcPr>
+            <w:tcW w:type="dxa" w:w="4500"/>
+          </w:tcPr>
+          <w:p>
+            <w:r>
+              <w:rPr>
+                <w:sz w:val="20"/>
+                <w:szCs w:val="20"/>
+              </w:rPr>
+              <w:t xml:space="preserve">Questions require connecting multiple facts</w:t>
+            </w:r>
+          </w:p>
+        </w:tc>
+        <w:tc>
+          <w:tcPr>
+            <w:tcW w:type="dxa" w:w="4500"/>
+          </w:tcPr>
+          <w:p>
+            <w:r>
+              <w:rPr>
+                <w:sz w:val="20"/>
+                <w:szCs w:val="20"/>
+              </w:rPr>
+              <w:t xml:space="preserve">Multi-hop retrieval</w:t>
+            </w:r>
+          </w:p>
+        </w:tc>
+      </w:tr>
+      <w:tr>
+        <w:tc>
+          <w:tcPr>
+            <w:tcW w:type="dxa" w:w="4500"/>
+          </w:tcPr>
+          <w:p>
+            <w:r>
+              <w:rPr>
+                <w:sz w:val="20"/>
+                <w:szCs w:val="20"/>
+              </w:rPr>
+              <w:t xml:space="preserve">Questions are unpredictable, complex, or multi-part</w:t>
+            </w:r>
+          </w:p>
+        </w:tc>
+        <w:tc>
+          <w:tcPr>
+            <w:tcW w:type="dxa" w:w="4500"/>
+          </w:tcPr>
+          <w:p>
+            <w:r>
+              <w:rPr>
+                <w:sz w:val="20"/>
+                <w:szCs w:val="20"/>
+              </w:rPr>
+              <w:t xml:space="preserve">Agentic RAG</w:t>
+            </w:r>
+          </w:p>
+        </w:tc>
+      </w:tr>
+    </w:tbl>
+    <w:p>
+      <w:pPr>
+        <w:spacing w:after="100" w:before="200"/>
+      </w:pPr>
+    </w:p>
+    <w:p>
+      <w:pPr>
+        <w:pBdr>
+          <w:bottom w:val="single" w:color="CCCCCC" w:sz="6"/>
+        </w:pBdr>
+        <w:spacing w:after="200" w:before="200"/>
+      </w:pPr>
+    </w:p>
+    <w:p>
+      <w:pPr>
+        <w:pStyle w:val="Heading1"/>
+        <w:spacing w:after="200" w:before="400"/>
+      </w:pPr>
+      <w:r>
+        <w:t xml:space="preserve">Session 5: Context Grounding</w:t>
+      </w:r>
+    </w:p>
+    <w:p>
+      <w:pPr>
+        <w:pStyle w:val="Heading2"/>
+        <w:spacing w:after="150" w:before="300"/>
+      </w:pPr>
+      <w:r>
+        <w:t xml:space="preserve">What Grounding Is</w:t>
+      </w:r>
+    </w:p>
+    <w:p>
+      <w:pPr>
+        <w:spacing w:after="80" w:before="80"/>
+      </w:pPr>
+      <w:r>
+        <w:rPr>
+          <w:sz w:val="22"/>
+          <w:szCs w:val="22"/>
+        </w:rPr>
+        <w:t xml:space="preserve">Grounding means structuring your prompt such that the LLM treats retrieved chunks as the authoritative source of truth — and nothing else. Without explicit grounding instructions, the LLM blends retrieved content with training data, which reintroduces hallucination through the back door.</w:t>
+      </w:r>
+    </w:p>
+    <w:p>
+      <w:pPr>
+        <w:pStyle w:val="Heading2"/>
+        <w:spacing w:after="150" w:before="300"/>
+      </w:pPr>
+      <w:r>
+        <w:t xml:space="preserve">Standard Prompt Structure</w:t>
       </w:r>
     </w:p>
     <w:p>
@@ -3688,7 +3311,7 @@
           <w:sz w:val="18"/>
           <w:szCs w:val="18"/>
         </w:rPr>
-        <w:t xml:space="preserve">Query: "What is the cancellation policy for the plan recommended for startups?"</w:t>
+        <w:t xml:space="preserve">[SYSTEM INSTRUCTIONS — constraints and role]</w:t>
       </w:r>
     </w:p>
     <w:p>
@@ -3703,7 +3326,7 @@
           <w:sz w:val="18"/>
           <w:szCs w:val="18"/>
         </w:rPr>
-        <w:t xml:space="preserve">Hop 1: "which plan is recommended for startups?" → "Growth plan"</w:t>
+        <w:t xml:space="preserve">[RETRIEVED CONTEXT — labeled chunks from vector store]</w:t>
       </w:r>
     </w:p>
     <w:p>
@@ -3718,7 +3341,7 @@
           <w:sz w:val="18"/>
           <w:szCs w:val="18"/>
         </w:rPr>
-        <w:t xml:space="preserve">Hop 2: "cancellation policy for Growth plan?" → "30 days written notice"</w:t>
+        <w:t xml:space="preserve">[USER QUERY]</w:t>
       </w:r>
     </w:p>
     <w:p>
@@ -3730,7 +3353,7 @@
           <w:sz w:val="22"/>
           <w:szCs w:val="22"/>
         </w:rPr>
-        <w:t xml:space="preserve">Expensive — each hop is a full retrieval cycle. Use when your domain has heavily interconnected documents or relational structures.</w:t>
+        <w:t xml:space="preserve">Context must be placed before the query. The model reads context first, builds a representation, then encounters the question — making it more likely to answer from context rather than from weights.</w:t>
       </w:r>
     </w:p>
     <w:p>
@@ -3739,7 +3362,873 @@
         <w:spacing w:after="150" w:before="300"/>
       </w:pPr>
       <w:r>
-        <w:t xml:space="preserve">Progression: Naive → Advanced → Agentic RAG</w:t>
+        <w:t xml:space="preserve">Why Prompt Structure Matters</w:t>
+      </w:r>
+    </w:p>
+    <w:p>
+      <w:pPr>
+        <w:spacing w:after="80" w:before="80"/>
+      </w:pPr>
+      <w:r>
+        <w:rPr>
+          <w:sz w:val="22"/>
+          <w:szCs w:val="22"/>
+        </w:rPr>
+        <w:t xml:space="preserve">Three structural decisions determine grounding quality:</w:t>
+      </w:r>
+    </w:p>
+    <w:p>
+      <w:pPr>
+        <w:pStyle w:val="ListParagraph"/>
+        <w:numPr>
+          <w:ilvl w:val="0"/>
+          <w:numId w:val="1"/>
+        </w:numPr>
+        <w:spacing w:after="60" w:before="60"/>
+      </w:pPr>
+      <w:r>
+        <w:rPr>
+          <w:sz w:val="22"/>
+          <w:szCs w:val="22"/>
+        </w:rPr>
+        <w:t xml:space="preserve">Position: context before question always outperforms context after</w:t>
+      </w:r>
+    </w:p>
+    <w:p>
+      <w:pPr>
+        <w:pStyle w:val="ListParagraph"/>
+        <w:numPr>
+          <w:ilvl w:val="0"/>
+          <w:numId w:val="1"/>
+        </w:numPr>
+        <w:spacing w:after="60" w:before="60"/>
+      </w:pPr>
+      <w:r>
+        <w:rPr>
+          <w:sz w:val="22"/>
+          <w:szCs w:val="22"/>
+        </w:rPr>
+        <w:t xml:space="preserve">Instruction strength: "use ONLY the context" is a constraint; "use the context" is a suggestion</w:t>
+      </w:r>
+    </w:p>
+    <w:p>
+      <w:pPr>
+        <w:pStyle w:val="ListParagraph"/>
+        <w:numPr>
+          <w:ilvl w:val="0"/>
+          <w:numId w:val="1"/>
+        </w:numPr>
+        <w:spacing w:after="60" w:before="60"/>
+      </w:pPr>
+      <w:r>
+        <w:rPr>
+          <w:sz w:val="22"/>
+          <w:szCs w:val="22"/>
+        </w:rPr>
+        <w:t xml:space="preserve">Source labeling: [SOURCE 1], [SOURCE 2] helps model distinguish sources and enables citations</w:t>
+      </w:r>
+    </w:p>
+    <w:p>
+      <w:pPr>
+        <w:pStyle w:val="Heading2"/>
+        <w:spacing w:after="150" w:before="300"/>
+      </w:pPr>
+      <w:r>
+        <w:t xml:space="preserve">How Grounding Reduces Hallucination</w:t>
+      </w:r>
+    </w:p>
+    <w:p>
+      <w:pPr>
+        <w:spacing w:after="80" w:before="80"/>
+      </w:pPr>
+      <w:r>
+        <w:rPr>
+          <w:sz w:val="22"/>
+          <w:szCs w:val="22"/>
+        </w:rPr>
+        <w:t xml:space="preserve">Without grounding: LLM is asked to recall from weights — unreliable for specific facts. With grounding: LLM is asked to read and summarize provided text — something LLMs do extremely well. Reading comprehension over a document is a fundamentally different and more reliable task than free recall.</w:t>
+      </w:r>
+    </w:p>
+    <w:p>
+      <w:pPr>
+        <w:pStyle w:val="Heading2"/>
+        <w:spacing w:after="150" w:before="300"/>
+      </w:pPr>
+      <w:r>
+        <w:t xml:space="preserve">What Happens When Context Is Irrelevant</w:t>
+      </w:r>
+    </w:p>
+    <w:p>
+      <w:pPr>
+        <w:spacing w:after="100" w:before="100"/>
+      </w:pPr>
+    </w:p>
+    <w:tbl>
+      <w:tblPr>
+        <w:tblW w:type="dxa" w:w="9000"/>
+        <w:tblBorders>
+          <w:top w:val="single" w:color="auto" w:sz="4"/>
+          <w:left w:val="single" w:color="auto" w:sz="4"/>
+          <w:bottom w:val="single" w:color="auto" w:sz="4"/>
+          <w:right w:val="single" w:color="auto" w:sz="4"/>
+          <w:insideH w:val="single" w:color="auto" w:sz="4"/>
+          <w:insideV w:val="single" w:color="auto" w:sz="4"/>
+        </w:tblBorders>
+      </w:tblPr>
+      <w:tblGrid>
+        <w:gridCol w:w="4500"/>
+        <w:gridCol w:w="4500"/>
+      </w:tblGrid>
+      <w:tr>
+        <w:trPr>
+          <w:tblHeader/>
+        </w:trPr>
+        <w:tc>
+          <w:tcPr>
+            <w:tcW w:type="dxa" w:w="4500"/>
+            <w:shd w:fill="2E4057" w:val="clear"/>
+          </w:tcPr>
+          <w:p>
+            <w:r>
+              <w:rPr>
+                <w:b/>
+                <w:bCs/>
+                <w:sz w:val="20"/>
+                <w:szCs w:val="20"/>
+              </w:rPr>
+              <w:t xml:space="preserve">Grounding Level</w:t>
+            </w:r>
+          </w:p>
+        </w:tc>
+        <w:tc>
+          <w:tcPr>
+            <w:tcW w:type="dxa" w:w="4500"/>
+            <w:shd w:fill="2E4057" w:val="clear"/>
+          </w:tcPr>
+          <w:p>
+            <w:r>
+              <w:rPr>
+                <w:b/>
+                <w:bCs/>
+                <w:sz w:val="20"/>
+                <w:szCs w:val="20"/>
+              </w:rPr>
+              <w:t xml:space="preserve">Behavior on Empty Retrieval</w:t>
+            </w:r>
+          </w:p>
+        </w:tc>
+      </w:tr>
+      <w:tr>
+        <w:tc>
+          <w:tcPr>
+            <w:tcW w:type="dxa" w:w="4500"/>
+          </w:tcPr>
+          <w:p>
+            <w:r>
+              <w:rPr>
+                <w:sz w:val="20"/>
+                <w:szCs w:val="20"/>
+              </w:rPr>
+              <w:t xml:space="preserve">None</w:t>
+            </w:r>
+          </w:p>
+        </w:tc>
+        <w:tc>
+          <w:tcPr>
+            <w:tcW w:type="dxa" w:w="4500"/>
+          </w:tcPr>
+          <w:p>
+            <w:r>
+              <w:rPr>
+                <w:sz w:val="20"/>
+                <w:szCs w:val="20"/>
+              </w:rPr>
+              <w:t xml:space="preserve">Ignores context, answers from training data — silent hallucination</w:t>
+            </w:r>
+          </w:p>
+        </w:tc>
+      </w:tr>
+      <w:tr>
+        <w:tc>
+          <w:tcPr>
+            <w:tcW w:type="dxa" w:w="4500"/>
+          </w:tcPr>
+          <w:p>
+            <w:r>
+              <w:rPr>
+                <w:sz w:val="20"/>
+                <w:szCs w:val="20"/>
+              </w:rPr>
+              <w:t xml:space="preserve">Weak ("use the context")</w:t>
+            </w:r>
+          </w:p>
+        </w:tc>
+        <w:tc>
+          <w:tcPr>
+            <w:tcW w:type="dxa" w:w="4500"/>
+          </w:tcPr>
+          <w:p>
+            <w:r>
+              <w:rPr>
+                <w:sz w:val="20"/>
+                <w:szCs w:val="20"/>
+              </w:rPr>
+              <w:t xml:space="preserve">Blends irrelevant context with training data — confused answer</w:t>
+            </w:r>
+          </w:p>
+        </w:tc>
+      </w:tr>
+      <w:tr>
+        <w:tc>
+          <w:tcPr>
+            <w:tcW w:type="dxa" w:w="4500"/>
+          </w:tcPr>
+          <w:p>
+            <w:r>
+              <w:rPr>
+                <w:sz w:val="20"/>
+                <w:szCs w:val="20"/>
+              </w:rPr>
+              <w:t xml:space="preserve">Strong ("use ONLY the context")</w:t>
+            </w:r>
+          </w:p>
+        </w:tc>
+        <w:tc>
+          <w:tcPr>
+            <w:tcW w:type="dxa" w:w="4500"/>
+          </w:tcPr>
+          <w:p>
+            <w:r>
+              <w:rPr>
+                <w:sz w:val="20"/>
+                <w:szCs w:val="20"/>
+              </w:rPr>
+              <w:t xml:space="preserve">Says "I don't have enough information" — visible, debuggable signal</w:t>
+            </w:r>
+          </w:p>
+        </w:tc>
+      </w:tr>
+    </w:tbl>
+    <w:p>
+      <w:pPr>
+        <w:spacing w:after="100" w:before="100"/>
+      </w:pPr>
+    </w:p>
+    <w:p>
+      <w:pPr>
+        <w:spacing w:after="80" w:before="80"/>
+      </w:pPr>
+      <w:r>
+        <w:rPr>
+          <w:sz w:val="22"/>
+          <w:szCs w:val="22"/>
+        </w:rPr>
+        <w:t xml:space="preserve">Strong grounding turns retrieval failures into visible, debuggable signals rather than silent hallucinations. Critical for production observability.</w:t>
+      </w:r>
+    </w:p>
+    <w:p>
+      <w:pPr>
+        <w:pStyle w:val="Heading2"/>
+        <w:spacing w:after="150" w:before="300"/>
+      </w:pPr>
+      <w:r>
+        <w:t xml:space="preserve">Poorly Designed vs Well Designed Prompt</w:t>
+      </w:r>
+    </w:p>
+    <w:p>
+      <w:pPr>
+        <w:pStyle w:val="Heading3"/>
+        <w:spacing w:after="100" w:before="200"/>
+      </w:pPr>
+      <w:r>
+        <w:t xml:space="preserve">Poorly Designed</w:t>
+      </w:r>
+    </w:p>
+    <w:p>
+      <w:pPr>
+        <w:spacing w:after="60" w:before="60"/>
+        <w:ind w:left="720"/>
+      </w:pPr>
+      <w:r>
+        <w:rPr>
+          <w:rFonts w:ascii="Courier New" w:cs="Courier New" w:eastAsia="Courier New" w:hAnsi="Courier New"/>
+          <w:color w:val="1F497D"/>
+          <w:sz w:val="18"/>
+          <w:szCs w:val="18"/>
+        </w:rPr>
+        <w:t xml:space="preserve">Context: Our enterprise plan includes unlimited API calls.</w:t>
+      </w:r>
+    </w:p>
+    <w:p>
+      <w:pPr>
+        <w:spacing w:after="60" w:before="60"/>
+        <w:ind w:left="720"/>
+      </w:pPr>
+      <w:r>
+        <w:rPr>
+          <w:rFonts w:ascii="Courier New" w:cs="Courier New" w:eastAsia="Courier New" w:hAnsi="Courier New"/>
+          <w:color w:val="1F497D"/>
+          <w:sz w:val="18"/>
+          <w:szCs w:val="18"/>
+        </w:rPr>
+        <w:t xml:space="preserve">Question: What is the refund policy?</w:t>
+      </w:r>
+    </w:p>
+    <w:p>
+      <w:pPr>
+        <w:spacing w:after="60" w:before="60"/>
+        <w:ind w:left="720"/>
+      </w:pPr>
+      <w:r>
+        <w:rPr>
+          <w:rFonts w:ascii="Courier New" w:cs="Courier New" w:eastAsia="Courier New" w:hAnsi="Courier New"/>
+          <w:color w:val="1F497D"/>
+          <w:sz w:val="18"/>
+          <w:szCs w:val="18"/>
+        </w:rPr>
+        <w:t xml:space="preserve">Answer:</w:t>
+      </w:r>
+    </w:p>
+    <w:p>
+      <w:pPr>
+        <w:spacing w:after="80" w:before="80"/>
+      </w:pPr>
+      <w:r>
+        <w:rPr>
+          <w:sz w:val="22"/>
+          <w:szCs w:val="22"/>
+        </w:rPr>
+        <w:t xml:space="preserve">Problems: no role definition, no "use only context" constraint, no fallback instruction. Model answers the refund question from training data because context is irrelevant and it was never told to stay within context.</w:t>
+      </w:r>
+    </w:p>
+    <w:p>
+      <w:pPr>
+        <w:pStyle w:val="Heading3"/>
+        <w:spacing w:after="100" w:before="200"/>
+      </w:pPr>
+      <w:r>
+        <w:t xml:space="preserve">Well Designed</w:t>
+      </w:r>
+    </w:p>
+    <w:p>
+      <w:pPr>
+        <w:spacing w:after="60" w:before="60"/>
+        <w:ind w:left="720"/>
+      </w:pPr>
+      <w:r>
+        <w:rPr>
+          <w:rFonts w:ascii="Courier New" w:cs="Courier New" w:eastAsia="Courier New" w:hAnsi="Courier New"/>
+          <w:color w:val="1F497D"/>
+          <w:sz w:val="18"/>
+          <w:szCs w:val="18"/>
+        </w:rPr>
+        <w:t xml:space="preserve">System: You are a precise assistant. Answer ONLY using the context below.</w:t>
+      </w:r>
+    </w:p>
+    <w:p>
+      <w:pPr>
+        <w:spacing w:after="60" w:before="60"/>
+        <w:ind w:left="720"/>
+      </w:pPr>
+      <w:r>
+        <w:rPr>
+          <w:rFonts w:ascii="Courier New" w:cs="Courier New" w:eastAsia="Courier New" w:hAnsi="Courier New"/>
+          <w:color w:val="1F497D"/>
+          <w:sz w:val="18"/>
+          <w:szCs w:val="18"/>
+        </w:rPr>
+        <w:t xml:space="preserve">If the answer is not in the context, respond exactly with:</w:t>
+      </w:r>
+    </w:p>
+    <w:p>
+      <w:pPr>
+        <w:spacing w:after="60" w:before="60"/>
+        <w:ind w:left="720"/>
+      </w:pPr>
+      <w:r>
+        <w:rPr>
+          <w:rFonts w:ascii="Courier New" w:cs="Courier New" w:eastAsia="Courier New" w:hAnsi="Courier New"/>
+          <w:color w:val="1F497D"/>
+          <w:sz w:val="18"/>
+          <w:szCs w:val="18"/>
+        </w:rPr>
+        <w:t xml:space="preserve">"I don't have enough information from the available documentation."</w:t>
+      </w:r>
+    </w:p>
+    <w:p>
+      <w:pPr>
+        <w:spacing w:after="60" w:before="60"/>
+        <w:ind w:left="720"/>
+      </w:pPr>
+      <w:r>
+        <w:rPr>
+          <w:rFonts w:ascii="Courier New" w:cs="Courier New" w:eastAsia="Courier New" w:hAnsi="Courier New"/>
+          <w:color w:val="1F497D"/>
+          <w:sz w:val="18"/>
+          <w:szCs w:val="18"/>
+        </w:rPr>
+        <w:t xml:space="preserve">Never use knowledge from outside the provided context.</w:t>
+      </w:r>
+    </w:p>
+    <w:p>
+      <w:pPr>
+        <w:spacing w:after="60" w:before="60"/>
+        <w:ind w:left="720"/>
+      </w:pPr>
+      <w:r>
+        <w:rPr>
+          <w:rFonts w:ascii="Courier New" w:cs="Courier New" w:eastAsia="Courier New" w:hAnsi="Courier New"/>
+          <w:color w:val="1F497D"/>
+          <w:sz w:val="18"/>
+          <w:szCs w:val="18"/>
+        </w:rPr>
+        <w:t xml:space="preserve"/>
+      </w:r>
+    </w:p>
+    <w:p>
+      <w:pPr>
+        <w:spacing w:after="60" w:before="60"/>
+        <w:ind w:left="720"/>
+      </w:pPr>
+      <w:r>
+        <w:rPr>
+          <w:rFonts w:ascii="Courier New" w:cs="Courier New" w:eastAsia="Courier New" w:hAnsi="Courier New"/>
+          <w:color w:val="1F497D"/>
+          <w:sz w:val="18"/>
+          <w:szCs w:val="18"/>
+        </w:rPr>
+        <w:t xml:space="preserve">Context:</w:t>
+      </w:r>
+    </w:p>
+    <w:p>
+      <w:pPr>
+        <w:spacing w:after="60" w:before="60"/>
+        <w:ind w:left="720"/>
+      </w:pPr>
+      <w:r>
+        <w:rPr>
+          <w:rFonts w:ascii="Courier New" w:cs="Courier New" w:eastAsia="Courier New" w:hAnsi="Courier New"/>
+          <w:color w:val="1F497D"/>
+          <w:sz w:val="18"/>
+          <w:szCs w:val="18"/>
+        </w:rPr>
+        <w:t xml:space="preserve">[SOURCE 1] Our enterprise plan includes unlimited API calls...</w:t>
+      </w:r>
+    </w:p>
+    <w:p>
+      <w:pPr>
+        <w:spacing w:after="60" w:before="60"/>
+        <w:ind w:left="720"/>
+      </w:pPr>
+      <w:r>
+        <w:rPr>
+          <w:rFonts w:ascii="Courier New" w:cs="Courier New" w:eastAsia="Courier New" w:hAnsi="Courier New"/>
+          <w:color w:val="1F497D"/>
+          <w:sz w:val="18"/>
+          <w:szCs w:val="18"/>
+        </w:rPr>
+        <w:t xml:space="preserve">[SOURCE 2] ...</w:t>
+      </w:r>
+    </w:p>
+    <w:p>
+      <w:pPr>
+        <w:spacing w:after="60" w:before="60"/>
+        <w:ind w:left="720"/>
+      </w:pPr>
+      <w:r>
+        <w:rPr>
+          <w:rFonts w:ascii="Courier New" w:cs="Courier New" w:eastAsia="Courier New" w:hAnsi="Courier New"/>
+          <w:color w:val="1F497D"/>
+          <w:sz w:val="18"/>
+          <w:szCs w:val="18"/>
+        </w:rPr>
+        <w:t xml:space="preserve"/>
+      </w:r>
+    </w:p>
+    <w:p>
+      <w:pPr>
+        <w:spacing w:after="60" w:before="60"/>
+        <w:ind w:left="720"/>
+      </w:pPr>
+      <w:r>
+        <w:rPr>
+          <w:rFonts w:ascii="Courier New" w:cs="Courier New" w:eastAsia="Courier New" w:hAnsi="Courier New"/>
+          <w:color w:val="1F497D"/>
+          <w:sz w:val="18"/>
+          <w:szCs w:val="18"/>
+        </w:rPr>
+        <w:t xml:space="preserve">Question: What is the refund policy?</w:t>
+      </w:r>
+    </w:p>
+    <w:p>
+      <w:pPr>
+        <w:spacing w:after="80" w:before="80"/>
+      </w:pPr>
+      <w:r>
+        <w:rPr>
+          <w:sz w:val="22"/>
+          <w:szCs w:val="22"/>
+        </w:rPr>
+        <w:t xml:space="preserve">Result: "I don't have enough information from the available documentation." — correct, honest, and tells you retrieval failed on this query.</w:t>
+      </w:r>
+    </w:p>
+    <w:p>
+      <w:pPr>
+        <w:pStyle w:val="Heading2"/>
+        <w:spacing w:after="150" w:before="300"/>
+      </w:pPr>
+      <w:r>
+        <w:t xml:space="preserve">Lost in the Middle</w:t>
+      </w:r>
+    </w:p>
+    <w:p>
+      <w:pPr>
+        <w:spacing w:after="80" w:before="80"/>
+      </w:pPr>
+      <w:r>
+        <w:rPr>
+          <w:sz w:val="22"/>
+          <w:szCs w:val="22"/>
+        </w:rPr>
+        <w:t xml:space="preserve">LLMs perform worse on information placed in the middle of long contexts versus at the beginning or end. Always put highest-ranked chunks first — the reranker already orders by relevance, so preserve that order when building the context block.</w:t>
+      </w:r>
+    </w:p>
+    <w:p>
+      <w:pPr>
+        <w:pBdr>
+          <w:bottom w:val="single" w:color="CCCCCC" w:sz="6"/>
+        </w:pBdr>
+        <w:spacing w:after="200" w:before="200"/>
+      </w:pPr>
+    </w:p>
+    <w:p>
+      <w:pPr>
+        <w:pStyle w:val="Heading1"/>
+        <w:spacing w:after="200" w:before="400"/>
+      </w:pPr>
+      <w:r>
+        <w:t xml:space="preserve">Session 6: Full System Architecture</w:t>
+      </w:r>
+    </w:p>
+    <w:p>
+      <w:pPr>
+        <w:pStyle w:val="Heading2"/>
+        <w:spacing w:after="150" w:before="300"/>
+      </w:pPr>
+      <w:r>
+        <w:t xml:space="preserve">Two Pipelines</w:t>
+      </w:r>
+    </w:p>
+    <w:p>
+      <w:pPr>
+        <w:spacing w:after="80" w:before="80"/>
+      </w:pPr>
+      <w:r>
+        <w:rPr>
+          <w:sz w:val="22"/>
+          <w:szCs w:val="22"/>
+        </w:rPr>
+        <w:t xml:space="preserve">The RAG system consists of two completely separate pipelines with different timing and purpose.</w:t>
+      </w:r>
+    </w:p>
+    <w:p>
+      <w:pPr>
+        <w:pStyle w:val="Heading3"/>
+        <w:spacing w:after="100" w:before="200"/>
+      </w:pPr>
+      <w:r>
+        <w:t xml:space="preserve">Offline Indexing Pipeline (runs once, or on document update)</w:t>
+      </w:r>
+    </w:p>
+    <w:p>
+      <w:pPr>
+        <w:spacing w:after="60" w:before="60"/>
+        <w:ind w:left="720"/>
+      </w:pPr>
+      <w:r>
+        <w:rPr>
+          <w:rFonts w:ascii="Courier New" w:cs="Courier New" w:eastAsia="Courier New" w:hAnsi="Courier New"/>
+          <w:color w:val="1F497D"/>
+          <w:sz w:val="18"/>
+          <w:szCs w:val="18"/>
+        </w:rPr>
+        <w:t xml:space="preserve">Documents → Parser → Chunker → Embedder → Vector Store</w:t>
+      </w:r>
+    </w:p>
+    <w:p>
+      <w:pPr>
+        <w:spacing w:after="60" w:before="60"/>
+        <w:ind w:left="720"/>
+      </w:pPr>
+      <w:r>
+        <w:rPr>
+          <w:rFonts w:ascii="Courier New" w:cs="Courier New" w:eastAsia="Courier New" w:hAnsi="Courier New"/>
+          <w:color w:val="1F497D"/>
+          <w:sz w:val="18"/>
+          <w:szCs w:val="18"/>
+        </w:rPr>
+        <w:t xml:space="preserve">                          ↓</w:t>
+      </w:r>
+    </w:p>
+    <w:p>
+      <w:pPr>
+        <w:spacing w:after="60" w:before="60"/>
+        <w:ind w:left="720"/>
+      </w:pPr>
+      <w:r>
+        <w:rPr>
+          <w:rFonts w:ascii="Courier New" w:cs="Courier New" w:eastAsia="Courier New" w:hAnsi="Courier New"/>
+          <w:color w:val="1F497D"/>
+          <w:sz w:val="18"/>
+          <w:szCs w:val="18"/>
+        </w:rPr>
+        <w:t xml:space="preserve">                     BM25 Index</w:t>
+      </w:r>
+    </w:p>
+    <w:p>
+      <w:pPr>
+        <w:spacing w:after="80" w:before="80"/>
+      </w:pPr>
+      <w:r>
+        <w:rPr>
+          <w:sz w:val="22"/>
+          <w:szCs w:val="22"/>
+        </w:rPr>
+        <w:t xml:space="preserve">Expensive work — parsing, chunking, embedding — happens here. Both indexes are built once and sit on disk. Queries never touch raw documents again.</w:t>
+      </w:r>
+    </w:p>
+    <w:p>
+      <w:pPr>
+        <w:pStyle w:val="Heading3"/>
+        <w:spacing w:after="100" w:before="200"/>
+      </w:pPr>
+      <w:r>
+        <w:t xml:space="preserve">Online Query Pipeline (runs on every user query)</w:t>
+      </w:r>
+    </w:p>
+    <w:p>
+      <w:pPr>
+        <w:spacing w:after="60" w:before="60"/>
+        <w:ind w:left="720"/>
+      </w:pPr>
+      <w:r>
+        <w:rPr>
+          <w:rFonts w:ascii="Courier New" w:cs="Courier New" w:eastAsia="Courier New" w:hAnsi="Courier New"/>
+          <w:color w:val="1F497D"/>
+          <w:sz w:val="18"/>
+          <w:szCs w:val="18"/>
+        </w:rPr>
+        <w:t xml:space="preserve">User Query → Query Rewriter → Query Embedder</w:t>
+      </w:r>
+    </w:p>
+    <w:p>
+      <w:pPr>
+        <w:spacing w:after="60" w:before="60"/>
+        <w:ind w:left="720"/>
+      </w:pPr>
+      <w:r>
+        <w:rPr>
+          <w:rFonts w:ascii="Courier New" w:cs="Courier New" w:eastAsia="Courier New" w:hAnsi="Courier New"/>
+          <w:color w:val="1F497D"/>
+          <w:sz w:val="18"/>
+          <w:szCs w:val="18"/>
+        </w:rPr>
+        <w:t xml:space="preserve">                                    ↓              ↓</w:t>
+      </w:r>
+    </w:p>
+    <w:p>
+      <w:pPr>
+        <w:spacing w:after="60" w:before="60"/>
+        <w:ind w:left="720"/>
+      </w:pPr>
+      <w:r>
+        <w:rPr>
+          <w:rFonts w:ascii="Courier New" w:cs="Courier New" w:eastAsia="Courier New" w:hAnsi="Courier New"/>
+          <w:color w:val="1F497D"/>
+          <w:sz w:val="18"/>
+          <w:szCs w:val="18"/>
+        </w:rPr>
+        <w:t xml:space="preserve">                          Dense Retrieval    BM25 Retrieval</w:t>
+      </w:r>
+    </w:p>
+    <w:p>
+      <w:pPr>
+        <w:spacing w:after="60" w:before="60"/>
+        <w:ind w:left="720"/>
+      </w:pPr>
+      <w:r>
+        <w:rPr>
+          <w:rFonts w:ascii="Courier New" w:cs="Courier New" w:eastAsia="Courier New" w:hAnsi="Courier New"/>
+          <w:color w:val="1F497D"/>
+          <w:sz w:val="18"/>
+          <w:szCs w:val="18"/>
+        </w:rPr>
+        <w:t xml:space="preserve">                                    ↓              ↓</w:t>
+      </w:r>
+    </w:p>
+    <w:p>
+      <w:pPr>
+        <w:spacing w:after="60" w:before="60"/>
+        <w:ind w:left="720"/>
+      </w:pPr>
+      <w:r>
+        <w:rPr>
+          <w:rFonts w:ascii="Courier New" w:cs="Courier New" w:eastAsia="Courier New" w:hAnsi="Courier New"/>
+          <w:color w:val="1F497D"/>
+          <w:sz w:val="18"/>
+          <w:szCs w:val="18"/>
+        </w:rPr>
+        <w:t xml:space="preserve">                               RRF Fusion (top-50 merged)</w:t>
+      </w:r>
+    </w:p>
+    <w:p>
+      <w:pPr>
+        <w:spacing w:after="60" w:before="60"/>
+        <w:ind w:left="720"/>
+      </w:pPr>
+      <w:r>
+        <w:rPr>
+          <w:rFonts w:ascii="Courier New" w:cs="Courier New" w:eastAsia="Courier New" w:hAnsi="Courier New"/>
+          <w:color w:val="1F497D"/>
+          <w:sz w:val="18"/>
+          <w:szCs w:val="18"/>
+        </w:rPr>
+        <w:t xml:space="preserve">                                         ↓</w:t>
+      </w:r>
+    </w:p>
+    <w:p>
+      <w:pPr>
+        <w:spacing w:after="60" w:before="60"/>
+        <w:ind w:left="720"/>
+      </w:pPr>
+      <w:r>
+        <w:rPr>
+          <w:rFonts w:ascii="Courier New" w:cs="Courier New" w:eastAsia="Courier New" w:hAnsi="Courier New"/>
+          <w:color w:val="1F497D"/>
+          <w:sz w:val="18"/>
+          <w:szCs w:val="18"/>
+        </w:rPr>
+        <w:t xml:space="preserve">                               Reranker (top-5 selected)</w:t>
+      </w:r>
+    </w:p>
+    <w:p>
+      <w:pPr>
+        <w:spacing w:after="60" w:before="60"/>
+        <w:ind w:left="720"/>
+      </w:pPr>
+      <w:r>
+        <w:rPr>
+          <w:rFonts w:ascii="Courier New" w:cs="Courier New" w:eastAsia="Courier New" w:hAnsi="Courier New"/>
+          <w:color w:val="1F497D"/>
+          <w:sz w:val="18"/>
+          <w:szCs w:val="18"/>
+        </w:rPr>
+        <w:t xml:space="preserve">                                         ↓</w:t>
+      </w:r>
+    </w:p>
+    <w:p>
+      <w:pPr>
+        <w:spacing w:after="60" w:before="60"/>
+        <w:ind w:left="720"/>
+      </w:pPr>
+      <w:r>
+        <w:rPr>
+          <w:rFonts w:ascii="Courier New" w:cs="Courier New" w:eastAsia="Courier New" w:hAnsi="Courier New"/>
+          <w:color w:val="1F497D"/>
+          <w:sz w:val="18"/>
+          <w:szCs w:val="18"/>
+        </w:rPr>
+        <w:t xml:space="preserve">                               Prompt Builder</w:t>
+      </w:r>
+    </w:p>
+    <w:p>
+      <w:pPr>
+        <w:spacing w:after="60" w:before="60"/>
+        <w:ind w:left="720"/>
+      </w:pPr>
+      <w:r>
+        <w:rPr>
+          <w:rFonts w:ascii="Courier New" w:cs="Courier New" w:eastAsia="Courier New" w:hAnsi="Courier New"/>
+          <w:color w:val="1F497D"/>
+          <w:sz w:val="18"/>
+          <w:szCs w:val="18"/>
+        </w:rPr>
+        <w:t xml:space="preserve">                                         ↓</w:t>
+      </w:r>
+    </w:p>
+    <w:p>
+      <w:pPr>
+        <w:spacing w:after="60" w:before="60"/>
+        <w:ind w:left="720"/>
+      </w:pPr>
+      <w:r>
+        <w:rPr>
+          <w:rFonts w:ascii="Courier New" w:cs="Courier New" w:eastAsia="Courier New" w:hAnsi="Courier New"/>
+          <w:color w:val="1F497D"/>
+          <w:sz w:val="18"/>
+          <w:szCs w:val="18"/>
+        </w:rPr>
+        <w:t xml:space="preserve">                                        LLM</w:t>
+      </w:r>
+    </w:p>
+    <w:p>
+      <w:pPr>
+        <w:spacing w:after="60" w:before="60"/>
+        <w:ind w:left="720"/>
+      </w:pPr>
+      <w:r>
+        <w:rPr>
+          <w:rFonts w:ascii="Courier New" w:cs="Courier New" w:eastAsia="Courier New" w:hAnsi="Courier New"/>
+          <w:color w:val="1F497D"/>
+          <w:sz w:val="18"/>
+          <w:szCs w:val="18"/>
+        </w:rPr>
+        <w:t xml:space="preserve">                                         ↓</w:t>
+      </w:r>
+    </w:p>
+    <w:p>
+      <w:pPr>
+        <w:spacing w:after="60" w:before="60"/>
+        <w:ind w:left="720"/>
+      </w:pPr>
+      <w:r>
+        <w:rPr>
+          <w:rFonts w:ascii="Courier New" w:cs="Courier New" w:eastAsia="Courier New" w:hAnsi="Courier New"/>
+          <w:color w:val="1F497D"/>
+          <w:sz w:val="18"/>
+          <w:szCs w:val="18"/>
+        </w:rPr>
+        <w:t xml:space="preserve">                               Grounded Answer</w:t>
+      </w:r>
+    </w:p>
+    <w:p>
+      <w:pPr>
+        <w:pStyle w:val="Heading2"/>
+        <w:spacing w:after="150" w:before="300"/>
+      </w:pPr>
+      <w:r>
+        <w:t xml:space="preserve">Key Architectural Insight</w:t>
+      </w:r>
+    </w:p>
+    <w:p>
+      <w:pPr>
+        <w:spacing w:after="80" w:before="80"/>
+      </w:pPr>
+      <w:r>
+        <w:rPr>
+          <w:sz w:val="22"/>
+          <w:szCs w:val="22"/>
+        </w:rPr>
+        <w:t xml:space="preserve">Expensive work (parsing, chunking, embedding millions of tokens) happens offline. Query time is fast because it only hits pre-built indexes. This is why RAG is practical in production — indexing is a one-time cost, retrieval is cheap and fast.</w:t>
+      </w:r>
+    </w:p>
+    <w:p>
+      <w:pPr>
+        <w:pStyle w:val="Heading2"/>
+        <w:spacing w:after="150" w:before="300"/>
+      </w:pPr>
+      <w:r>
+        <w:t xml:space="preserve">Each Component's Job</w:t>
       </w:r>
     </w:p>
     <w:p>
@@ -3781,7 +4270,7 @@
                 <w:sz w:val="20"/>
                 <w:szCs w:val="20"/>
               </w:rPr>
-              <w:t xml:space="preserve">Level</w:t>
+              <w:t xml:space="preserve">Component</w:t>
             </w:r>
           </w:p>
         </w:tc>
@@ -3798,7 +4287,7 @@
                 <w:sz w:val="20"/>
                 <w:szCs w:val="20"/>
               </w:rPr>
-              <w:t xml:space="preserve">Pipeline</w:t>
+              <w:t xml:space="preserve">Job</w:t>
             </w:r>
           </w:p>
         </w:tc>
@@ -3815,139 +4304,447 @@
                 <w:sz w:val="20"/>
                 <w:szCs w:val="20"/>
               </w:rPr>
-              <w:t xml:space="preserve">Characteristic</w:t>
-            </w:r>
-          </w:p>
-        </w:tc>
-      </w:tr>
-      <w:tr>
-        <w:tc>
-          <w:tcPr>
-            <w:tcW w:type="dxa" w:w="3000"/>
-          </w:tcPr>
-          <w:p>
-            <w:r>
-              <w:rPr>
-                <w:sz w:val="20"/>
-                <w:szCs w:val="20"/>
-              </w:rPr>
-              <w:t xml:space="preserve">Naive RAG</w:t>
-            </w:r>
-          </w:p>
-        </w:tc>
-        <w:tc>
-          <w:tcPr>
-            <w:tcW w:type="dxa" w:w="3000"/>
-          </w:tcPr>
-          <w:p>
-            <w:r>
-              <w:rPr>
-                <w:sz w:val="20"/>
-                <w:szCs w:val="20"/>
-              </w:rPr>
-              <w:t xml:space="preserve">query → retrieve → generate</w:t>
-            </w:r>
-          </w:p>
-        </w:tc>
-        <w:tc>
-          <w:tcPr>
-            <w:tcW w:type="dxa" w:w="3000"/>
-          </w:tcPr>
-          <w:p>
-            <w:r>
-              <w:rPr>
-                <w:sz w:val="20"/>
-                <w:szCs w:val="20"/>
-              </w:rPr>
-              <w:t xml:space="preserve">Fixed, one-shot, no adaptation</w:t>
-            </w:r>
-          </w:p>
-        </w:tc>
-      </w:tr>
-      <w:tr>
-        <w:tc>
-          <w:tcPr>
-            <w:tcW w:type="dxa" w:w="3000"/>
-          </w:tcPr>
-          <w:p>
-            <w:r>
-              <w:rPr>
-                <w:sz w:val="20"/>
-                <w:szCs w:val="20"/>
-              </w:rPr>
-              <w:t xml:space="preserve">Advanced RAG</w:t>
-            </w:r>
-          </w:p>
-        </w:tc>
-        <w:tc>
-          <w:tcPr>
-            <w:tcW w:type="dxa" w:w="3000"/>
-          </w:tcPr>
-          <w:p>
-            <w:r>
-              <w:rPr>
-                <w:sz w:val="20"/>
-                <w:szCs w:val="20"/>
-              </w:rPr>
-              <w:t xml:space="preserve">query → [rewrite/HyDE] → retrieve → [rerank] → generate</w:t>
-            </w:r>
-          </w:p>
-        </w:tc>
-        <w:tc>
-          <w:tcPr>
-            <w:tcW w:type="dxa" w:w="3000"/>
-          </w:tcPr>
-          <w:p>
-            <w:r>
-              <w:rPr>
-                <w:sz w:val="20"/>
-                <w:szCs w:val="20"/>
-              </w:rPr>
-              <w:t xml:space="preserve">Smarter query handling, same fixed pipeline</w:t>
-            </w:r>
-          </w:p>
-        </w:tc>
-      </w:tr>
-      <w:tr>
-        <w:tc>
-          <w:tcPr>
-            <w:tcW w:type="dxa" w:w="3000"/>
-          </w:tcPr>
-          <w:p>
-            <w:r>
-              <w:rPr>
-                <w:sz w:val="20"/>
-                <w:szCs w:val="20"/>
-              </w:rPr>
-              <w:t xml:space="preserve">Agentic RAG</w:t>
-            </w:r>
-          </w:p>
-        </w:tc>
-        <w:tc>
-          <w:tcPr>
-            <w:tcW w:type="dxa" w:w="3000"/>
-          </w:tcPr>
-          <w:p>
-            <w:r>
-              <w:rPr>
-                <w:sz w:val="20"/>
-                <w:szCs w:val="20"/>
-              </w:rPr>
-              <w:t xml:space="preserve">query → agent → tools → agent → ... → answer</w:t>
-            </w:r>
-          </w:p>
-        </w:tc>
-        <w:tc>
-          <w:tcPr>
-            <w:tcW w:type="dxa" w:w="3000"/>
-          </w:tcPr>
-          <w:p>
-            <w:r>
-              <w:rPr>
-                <w:sz w:val="20"/>
-                <w:szCs w:val="20"/>
-              </w:rPr>
-              <w:t xml:space="preserve">Dynamic, iterative, self-directing</w:t>
+              <w:t xml:space="preserve">Tool (this project)</w:t>
+            </w:r>
+          </w:p>
+        </w:tc>
+      </w:tr>
+      <w:tr>
+        <w:tc>
+          <w:tcPr>
+            <w:tcW w:type="dxa" w:w="3000"/>
+          </w:tcPr>
+          <w:p>
+            <w:r>
+              <w:rPr>
+                <w:sz w:val="20"/>
+                <w:szCs w:val="20"/>
+              </w:rPr>
+              <w:t xml:space="preserve">Parser</w:t>
+            </w:r>
+          </w:p>
+        </w:tc>
+        <w:tc>
+          <w:tcPr>
+            <w:tcW w:type="dxa" w:w="3000"/>
+          </w:tcPr>
+          <w:p>
+            <w:r>
+              <w:rPr>
+                <w:sz w:val="20"/>
+                <w:szCs w:val="20"/>
+              </w:rPr>
+              <w:t xml:space="preserve">Raw files → clean text</w:t>
+            </w:r>
+          </w:p>
+        </w:tc>
+        <w:tc>
+          <w:tcPr>
+            <w:tcW w:type="dxa" w:w="3000"/>
+          </w:tcPr>
+          <w:p>
+            <w:r>
+              <w:rPr>
+                <w:sz w:val="20"/>
+                <w:szCs w:val="20"/>
+              </w:rPr>
+              <w:t xml:space="preserve">pypdf, built-in file readers</w:t>
+            </w:r>
+          </w:p>
+        </w:tc>
+      </w:tr>
+      <w:tr>
+        <w:tc>
+          <w:tcPr>
+            <w:tcW w:type="dxa" w:w="3000"/>
+          </w:tcPr>
+          <w:p>
+            <w:r>
+              <w:rPr>
+                <w:sz w:val="20"/>
+                <w:szCs w:val="20"/>
+              </w:rPr>
+              <w:t xml:space="preserve">Chunker</w:t>
+            </w:r>
+          </w:p>
+        </w:tc>
+        <w:tc>
+          <w:tcPr>
+            <w:tcW w:type="dxa" w:w="3000"/>
+          </w:tcPr>
+          <w:p>
+            <w:r>
+              <w:rPr>
+                <w:sz w:val="20"/>
+                <w:szCs w:val="20"/>
+              </w:rPr>
+              <w:t xml:space="preserve">Clean text → overlapping windows</w:t>
+            </w:r>
+          </w:p>
+        </w:tc>
+        <w:tc>
+          <w:tcPr>
+            <w:tcW w:type="dxa" w:w="3000"/>
+          </w:tcPr>
+          <w:p>
+            <w:r>
+              <w:rPr>
+                <w:sz w:val="20"/>
+                <w:szCs w:val="20"/>
+              </w:rPr>
+              <w:t xml:space="preserve">LangChain RecursiveCharacterTextSplitter</w:t>
+            </w:r>
+          </w:p>
+        </w:tc>
+      </w:tr>
+      <w:tr>
+        <w:tc>
+          <w:tcPr>
+            <w:tcW w:type="dxa" w:w="3000"/>
+          </w:tcPr>
+          <w:p>
+            <w:r>
+              <w:rPr>
+                <w:sz w:val="20"/>
+                <w:szCs w:val="20"/>
+              </w:rPr>
+              <w:t xml:space="preserve">Embedder</w:t>
+            </w:r>
+          </w:p>
+        </w:tc>
+        <w:tc>
+          <w:tcPr>
+            <w:tcW w:type="dxa" w:w="3000"/>
+          </w:tcPr>
+          <w:p>
+            <w:r>
+              <w:rPr>
+                <w:sz w:val="20"/>
+                <w:szCs w:val="20"/>
+              </w:rPr>
+              <w:t xml:space="preserve">Chunk → vector (offline + online)</w:t>
+            </w:r>
+          </w:p>
+        </w:tc>
+        <w:tc>
+          <w:tcPr>
+            <w:tcW w:type="dxa" w:w="3000"/>
+          </w:tcPr>
+          <w:p>
+            <w:r>
+              <w:rPr>
+                <w:sz w:val="20"/>
+                <w:szCs w:val="20"/>
+              </w:rPr>
+              <w:t xml:space="preserve">BAAI/bge-small-en-v1.5 (local)</w:t>
+            </w:r>
+          </w:p>
+        </w:tc>
+      </w:tr>
+      <w:tr>
+        <w:tc>
+          <w:tcPr>
+            <w:tcW w:type="dxa" w:w="3000"/>
+          </w:tcPr>
+          <w:p>
+            <w:r>
+              <w:rPr>
+                <w:sz w:val="20"/>
+                <w:szCs w:val="20"/>
+              </w:rPr>
+              <w:t xml:space="preserve">Vector store</w:t>
+            </w:r>
+          </w:p>
+        </w:tc>
+        <w:tc>
+          <w:tcPr>
+            <w:tcW w:type="dxa" w:w="3000"/>
+          </w:tcPr>
+          <w:p>
+            <w:r>
+              <w:rPr>
+                <w:sz w:val="20"/>
+                <w:szCs w:val="20"/>
+              </w:rPr>
+              <w:t xml:space="preserve">Persist vectors + metadata, ANN search</w:t>
+            </w:r>
+          </w:p>
+        </w:tc>
+        <w:tc>
+          <w:tcPr>
+            <w:tcW w:type="dxa" w:w="3000"/>
+          </w:tcPr>
+          <w:p>
+            <w:r>
+              <w:rPr>
+                <w:sz w:val="20"/>
+                <w:szCs w:val="20"/>
+              </w:rPr>
+              <w:t xml:space="preserve">Chroma (local)</w:t>
+            </w:r>
+          </w:p>
+        </w:tc>
+      </w:tr>
+      <w:tr>
+        <w:tc>
+          <w:tcPr>
+            <w:tcW w:type="dxa" w:w="3000"/>
+          </w:tcPr>
+          <w:p>
+            <w:r>
+              <w:rPr>
+                <w:sz w:val="20"/>
+                <w:szCs w:val="20"/>
+              </w:rPr>
+              <w:t xml:space="preserve">BM25 index</w:t>
+            </w:r>
+          </w:p>
+        </w:tc>
+        <w:tc>
+          <w:tcPr>
+            <w:tcW w:type="dxa" w:w="3000"/>
+          </w:tcPr>
+          <w:p>
+            <w:r>
+              <w:rPr>
+                <w:sz w:val="20"/>
+                <w:szCs w:val="20"/>
+              </w:rPr>
+              <w:t xml:space="preserve">Keyword index from same chunks</w:t>
+            </w:r>
+          </w:p>
+        </w:tc>
+        <w:tc>
+          <w:tcPr>
+            <w:tcW w:type="dxa" w:w="3000"/>
+          </w:tcPr>
+          <w:p>
+            <w:r>
+              <w:rPr>
+                <w:sz w:val="20"/>
+                <w:szCs w:val="20"/>
+              </w:rPr>
+              <w:t xml:space="preserve">rank_bm25</w:t>
+            </w:r>
+          </w:p>
+        </w:tc>
+      </w:tr>
+      <w:tr>
+        <w:tc>
+          <w:tcPr>
+            <w:tcW w:type="dxa" w:w="3000"/>
+          </w:tcPr>
+          <w:p>
+            <w:r>
+              <w:rPr>
+                <w:sz w:val="20"/>
+                <w:szCs w:val="20"/>
+              </w:rPr>
+              <w:t xml:space="preserve">Query rewriter</w:t>
+            </w:r>
+          </w:p>
+        </w:tc>
+        <w:tc>
+          <w:tcPr>
+            <w:tcW w:type="dxa" w:w="3000"/>
+          </w:tcPr>
+          <w:p>
+            <w:r>
+              <w:rPr>
+                <w:sz w:val="20"/>
+                <w:szCs w:val="20"/>
+              </w:rPr>
+              <w:t xml:space="preserve">Conversational query → document-shaped query</w:t>
+            </w:r>
+          </w:p>
+        </w:tc>
+        <w:tc>
+          <w:tcPr>
+            <w:tcW w:type="dxa" w:w="3000"/>
+          </w:tcPr>
+          <w:p>
+            <w:r>
+              <w:rPr>
+                <w:sz w:val="20"/>
+                <w:szCs w:val="20"/>
+              </w:rPr>
+              <w:t xml:space="preserve">LLM via OpenRouter</w:t>
+            </w:r>
+          </w:p>
+        </w:tc>
+      </w:tr>
+      <w:tr>
+        <w:tc>
+          <w:tcPr>
+            <w:tcW w:type="dxa" w:w="3000"/>
+          </w:tcPr>
+          <w:p>
+            <w:r>
+              <w:rPr>
+                <w:sz w:val="20"/>
+                <w:szCs w:val="20"/>
+              </w:rPr>
+              <w:t xml:space="preserve">RRF fusion</w:t>
+            </w:r>
+          </w:p>
+        </w:tc>
+        <w:tc>
+          <w:tcPr>
+            <w:tcW w:type="dxa" w:w="3000"/>
+          </w:tcPr>
+          <w:p>
+            <w:r>
+              <w:rPr>
+                <w:sz w:val="20"/>
+                <w:szCs w:val="20"/>
+              </w:rPr>
+              <w:t xml:space="preserve">Merge dense + BM25 ranked lists</w:t>
+            </w:r>
+          </w:p>
+        </w:tc>
+        <w:tc>
+          <w:tcPr>
+            <w:tcW w:type="dxa" w:w="3000"/>
+          </w:tcPr>
+          <w:p>
+            <w:r>
+              <w:rPr>
+                <w:sz w:val="20"/>
+                <w:szCs w:val="20"/>
+              </w:rPr>
+              <w:t xml:space="preserve">Custom Python (simple formula)</w:t>
+            </w:r>
+          </w:p>
+        </w:tc>
+      </w:tr>
+      <w:tr>
+        <w:tc>
+          <w:tcPr>
+            <w:tcW w:type="dxa" w:w="3000"/>
+          </w:tcPr>
+          <w:p>
+            <w:r>
+              <w:rPr>
+                <w:sz w:val="20"/>
+                <w:szCs w:val="20"/>
+              </w:rPr>
+              <w:t xml:space="preserve">Reranker</w:t>
+            </w:r>
+          </w:p>
+        </w:tc>
+        <w:tc>
+          <w:tcPr>
+            <w:tcW w:type="dxa" w:w="3000"/>
+          </w:tcPr>
+          <w:p>
+            <w:r>
+              <w:rPr>
+                <w:sz w:val="20"/>
+                <w:szCs w:val="20"/>
+              </w:rPr>
+              <w:t xml:space="preserve">top-50 → top-5 via cross-encoder</w:t>
+            </w:r>
+          </w:p>
+        </w:tc>
+        <w:tc>
+          <w:tcPr>
+            <w:tcW w:type="dxa" w:w="3000"/>
+          </w:tcPr>
+          <w:p>
+            <w:r>
+              <w:rPr>
+                <w:sz w:val="20"/>
+                <w:szCs w:val="20"/>
+              </w:rPr>
+              <w:t xml:space="preserve">cross-encoder/ms-marco-MiniLM-L-6-v2</w:t>
+            </w:r>
+          </w:p>
+        </w:tc>
+      </w:tr>
+      <w:tr>
+        <w:tc>
+          <w:tcPr>
+            <w:tcW w:type="dxa" w:w="3000"/>
+          </w:tcPr>
+          <w:p>
+            <w:r>
+              <w:rPr>
+                <w:sz w:val="20"/>
+                <w:szCs w:val="20"/>
+              </w:rPr>
+              <w:t xml:space="preserve">Prompt builder</w:t>
+            </w:r>
+          </w:p>
+        </w:tc>
+        <w:tc>
+          <w:tcPr>
+            <w:tcW w:type="dxa" w:w="3000"/>
+          </w:tcPr>
+          <w:p>
+            <w:r>
+              <w:rPr>
+                <w:sz w:val="20"/>
+                <w:szCs w:val="20"/>
+              </w:rPr>
+              <w:t xml:space="preserve">System + labeled chunks + query</w:t>
+            </w:r>
+          </w:p>
+        </w:tc>
+        <w:tc>
+          <w:tcPr>
+            <w:tcW w:type="dxa" w:w="3000"/>
+          </w:tcPr>
+          <w:p>
+            <w:r>
+              <w:rPr>
+                <w:sz w:val="20"/>
+                <w:szCs w:val="20"/>
+              </w:rPr>
+              <w:t xml:space="preserve">Python string assembly</w:t>
+            </w:r>
+          </w:p>
+        </w:tc>
+      </w:tr>
+      <w:tr>
+        <w:tc>
+          <w:tcPr>
+            <w:tcW w:type="dxa" w:w="3000"/>
+          </w:tcPr>
+          <w:p>
+            <w:r>
+              <w:rPr>
+                <w:sz w:val="20"/>
+                <w:szCs w:val="20"/>
+              </w:rPr>
+              <w:t xml:space="preserve">LLM</w:t>
+            </w:r>
+          </w:p>
+        </w:tc>
+        <w:tc>
+          <w:tcPr>
+            <w:tcW w:type="dxa" w:w="3000"/>
+          </w:tcPr>
+          <w:p>
+            <w:r>
+              <w:rPr>
+                <w:sz w:val="20"/>
+                <w:szCs w:val="20"/>
+              </w:rPr>
+              <w:t xml:space="preserve">Reading comprehension over context</w:t>
+            </w:r>
+          </w:p>
+        </w:tc>
+        <w:tc>
+          <w:tcPr>
+            <w:tcW w:type="dxa" w:w="3000"/>
+          </w:tcPr>
+          <w:p>
+            <w:r>
+              <w:rPr>
+                <w:sz w:val="20"/>
+                <w:szCs w:val="20"/>
+              </w:rPr>
+              <w:t xml:space="preserve">meta-llama/llama-3.1-8b-instruct:free</w:t>
             </w:r>
           </w:p>
         </w:tc>
@@ -3964,7 +4761,7 @@
         <w:spacing w:after="150" w:before="300"/>
       </w:pPr>
       <w:r>
-        <w:t xml:space="preserve">Agentic RAG</w:t>
+        <w:t xml:space="preserve">The LLM Appears Twice</w:t>
       </w:r>
     </w:p>
     <w:p>
@@ -3976,287 +4773,8 @@
           <w:sz w:val="22"/>
           <w:szCs w:val="22"/>
         </w:rPr>
-        <w:t xml:space="preserve">The retriever becomes a tool that an LLM agent can call dynamically. The agent decides whether retrieval is needed, what to search for, whether to search again, and when it has enough context to answer. The agent constructs its own plan per query — dynamic topology rather than fixed pipeline.</w:t>
-      </w:r>
-    </w:p>
-    <w:p>
-      <w:pPr>
-        <w:spacing w:after="80" w:before="80"/>
-      </w:pPr>
-      <w:r>
-        <w:rPr>
-          <w:sz w:val="22"/>
-          <w:szCs w:val="22"/>
-        </w:rPr>
-        <w:t xml:space="preserve">Unlocks questions requiring multiple document sources, self-correction, tool use beyond retrieval, and iterative refinement.</w:t>
-      </w:r>
-    </w:p>
-    <w:p>
-      <w:pPr>
-        <w:spacing w:after="80" w:before="80"/>
-      </w:pPr>
-      <w:r>
-        <w:rPr>
-          <w:sz w:val="22"/>
-          <w:szCs w:val="22"/>
-        </w:rPr>
-        <w:t xml:space="preserve">Frameworks: LangGraph (most production-ready), LlamaIndex Agents, AutoGen for multi-agent.</w:t>
-      </w:r>
-    </w:p>
-    <w:p>
-      <w:pPr>
-        <w:pStyle w:val="Heading2"/>
-        <w:spacing w:after="150" w:before="300"/>
-      </w:pPr>
-      <w:r>
-        <w:t xml:space="preserve">Technique Selection Guide</w:t>
-      </w:r>
-    </w:p>
-    <w:p>
-      <w:pPr>
-        <w:spacing w:after="100" w:before="100"/>
-      </w:pPr>
-    </w:p>
-    <w:tbl>
-      <w:tblPr>
-        <w:tblW w:type="dxa" w:w="9000"/>
-        <w:tblBorders>
-          <w:top w:val="single" w:color="auto" w:sz="4"/>
-          <w:left w:val="single" w:color="auto" w:sz="4"/>
-          <w:bottom w:val="single" w:color="auto" w:sz="4"/>
-          <w:right w:val="single" w:color="auto" w:sz="4"/>
-          <w:insideH w:val="single" w:color="auto" w:sz="4"/>
-          <w:insideV w:val="single" w:color="auto" w:sz="4"/>
-        </w:tblBorders>
-      </w:tblPr>
-      <w:tblGrid>
-        <w:gridCol w:w="4500"/>
-        <w:gridCol w:w="4500"/>
-      </w:tblGrid>
-      <w:tr>
-        <w:trPr>
-          <w:tblHeader/>
-        </w:trPr>
-        <w:tc>
-          <w:tcPr>
-            <w:tcW w:type="dxa" w:w="4500"/>
-            <w:shd w:fill="2E4057" w:val="clear"/>
-          </w:tcPr>
-          <w:p>
-            <w:r>
-              <w:rPr>
-                <w:b/>
-                <w:bCs/>
-                <w:sz w:val="20"/>
-                <w:szCs w:val="20"/>
-              </w:rPr>
-              <w:t xml:space="preserve">Problem</w:t>
-            </w:r>
-          </w:p>
-        </w:tc>
-        <w:tc>
-          <w:tcPr>
-            <w:tcW w:type="dxa" w:w="4500"/>
-            <w:shd w:fill="2E4057" w:val="clear"/>
-          </w:tcPr>
-          <w:p>
-            <w:r>
-              <w:rPr>
-                <w:b/>
-                <w:bCs/>
-                <w:sz w:val="20"/>
-                <w:szCs w:val="20"/>
-              </w:rPr>
-              <w:t xml:space="preserve">Technique</w:t>
-            </w:r>
-          </w:p>
-        </w:tc>
-      </w:tr>
-      <w:tr>
-        <w:tc>
-          <w:tcPr>
-            <w:tcW w:type="dxa" w:w="4500"/>
-          </w:tcPr>
-          <w:p>
-            <w:r>
-              <w:rPr>
-                <w:sz w:val="20"/>
-                <w:szCs w:val="20"/>
-              </w:rPr>
-              <w:t xml:space="preserve">User queries are vague or conversational</w:t>
-            </w:r>
-          </w:p>
-        </w:tc>
-        <w:tc>
-          <w:tcPr>
-            <w:tcW w:type="dxa" w:w="4500"/>
-          </w:tcPr>
-          <w:p>
-            <w:r>
-              <w:rPr>
-                <w:sz w:val="20"/>
-                <w:szCs w:val="20"/>
-              </w:rPr>
-              <w:t xml:space="preserve">Query rewriting</w:t>
-            </w:r>
-          </w:p>
-        </w:tc>
-      </w:tr>
-      <w:tr>
-        <w:tc>
-          <w:tcPr>
-            <w:tcW w:type="dxa" w:w="4500"/>
-          </w:tcPr>
-          <w:p>
-            <w:r>
-              <w:rPr>
-                <w:sz w:val="20"/>
-                <w:szCs w:val="20"/>
-              </w:rPr>
-              <w:t xml:space="preserve">Domain has inconsistent terminology</w:t>
-            </w:r>
-          </w:p>
-        </w:tc>
-        <w:tc>
-          <w:tcPr>
-            <w:tcW w:type="dxa" w:w="4500"/>
-          </w:tcPr>
-          <w:p>
-            <w:r>
-              <w:rPr>
-                <w:sz w:val="20"/>
-                <w:szCs w:val="20"/>
-              </w:rPr>
-              <w:t xml:space="preserve">Multi-query retrieval</w:t>
-            </w:r>
-          </w:p>
-        </w:tc>
-      </w:tr>
-      <w:tr>
-        <w:tc>
-          <w:tcPr>
-            <w:tcW w:type="dxa" w:w="4500"/>
-          </w:tcPr>
-          <w:p>
-            <w:r>
-              <w:rPr>
-                <w:sz w:val="20"/>
-                <w:szCs w:val="20"/>
-              </w:rPr>
-              <w:t xml:space="preserve">Answer-shaped docs retrieve poorly from question-shaped queries</w:t>
-            </w:r>
-          </w:p>
-        </w:tc>
-        <w:tc>
-          <w:tcPr>
-            <w:tcW w:type="dxa" w:w="4500"/>
-          </w:tcPr>
-          <w:p>
-            <w:r>
-              <w:rPr>
-                <w:sz w:val="20"/>
-                <w:szCs w:val="20"/>
-              </w:rPr>
-              <w:t xml:space="preserve">HyDE</w:t>
-            </w:r>
-          </w:p>
-        </w:tc>
-      </w:tr>
-      <w:tr>
-        <w:tc>
-          <w:tcPr>
-            <w:tcW w:type="dxa" w:w="4500"/>
-          </w:tcPr>
-          <w:p>
-            <w:r>
-              <w:rPr>
-                <w:sz w:val="20"/>
-                <w:szCs w:val="20"/>
-              </w:rPr>
-              <w:t xml:space="preserve">Questions require connecting multiple facts</w:t>
-            </w:r>
-          </w:p>
-        </w:tc>
-        <w:tc>
-          <w:tcPr>
-            <w:tcW w:type="dxa" w:w="4500"/>
-          </w:tcPr>
-          <w:p>
-            <w:r>
-              <w:rPr>
-                <w:sz w:val="20"/>
-                <w:szCs w:val="20"/>
-              </w:rPr>
-              <w:t xml:space="preserve">Multi-hop retrieval</w:t>
-            </w:r>
-          </w:p>
-        </w:tc>
-      </w:tr>
-      <w:tr>
-        <w:tc>
-          <w:tcPr>
-            <w:tcW w:type="dxa" w:w="4500"/>
-          </w:tcPr>
-          <w:p>
-            <w:r>
-              <w:rPr>
-                <w:sz w:val="20"/>
-                <w:szCs w:val="20"/>
-              </w:rPr>
-              <w:t xml:space="preserve">Questions are unpredictable, complex, or multi-part</w:t>
-            </w:r>
-          </w:p>
-        </w:tc>
-        <w:tc>
-          <w:tcPr>
-            <w:tcW w:type="dxa" w:w="4500"/>
-          </w:tcPr>
-          <w:p>
-            <w:r>
-              <w:rPr>
-                <w:sz w:val="20"/>
-                <w:szCs w:val="20"/>
-              </w:rPr>
-              <w:t xml:space="preserve">Agentic RAG</w:t>
-            </w:r>
-          </w:p>
-        </w:tc>
-      </w:tr>
-      <w:tr>
-        <w:tc>
-          <w:tcPr>
-            <w:tcW w:type="dxa" w:w="4500"/>
-          </w:tcPr>
-          <w:p>
-            <w:r>
-              <w:rPr>
-                <w:sz w:val="20"/>
-                <w:szCs w:val="20"/>
-              </w:rPr>
-              <w:t xml:space="preserve">Need to combine retrieval with APIs, SQL, code</w:t>
-            </w:r>
-          </w:p>
-        </w:tc>
-        <w:tc>
-          <w:tcPr>
-            <w:tcW w:type="dxa" w:w="4500"/>
-          </w:tcPr>
-          <w:p>
-            <w:r>
-              <w:rPr>
-                <w:sz w:val="20"/>
-                <w:szCs w:val="20"/>
-              </w:rPr>
-              <w:t xml:space="preserve">Agentic RAG</w:t>
-            </w:r>
-          </w:p>
-        </w:tc>
-      </w:tr>
-    </w:tbl>
-    <w:p>
-      <w:pPr>
-        <w:spacing w:after="100" w:before="200"/>
-      </w:pPr>
+        <w:t xml:space="preserve">As query rewriter: inside the pipeline, producing better retrieval input. As answer generator: at the endpoint, synthesizing the final answer. This dual role is the bridge toward Agentic RAG — where the LLM actively participates in controlling the retrieval process rather than just consuming its output.</w:t>
+      </w:r>
     </w:p>
     <w:p>
       <w:pPr>
@@ -4272,7 +4790,7 @@
         <w:spacing w:after="200" w:before="400"/>
       </w:pPr>
       <w:r>
-        <w:t xml:space="preserve">Next Steps: Project Plan</w:t>
+        <w:t xml:space="preserve">Project Status</w:t>
       </w:r>
     </w:p>
     <w:p>
@@ -4281,28 +4799,7 @@
         <w:spacing w:after="150" w:before="300"/>
       </w:pPr>
       <w:r>
-        <w:t xml:space="preserve">Project: Personal Knowledge Base RAG System</w:t>
-      </w:r>
-    </w:p>
-    <w:p>
-      <w:pPr>
-        <w:spacing w:after="80" w:before="80"/>
-      </w:pPr>
-      <w:r>
-        <w:rPr>
-          <w:sz w:val="22"/>
-          <w:szCs w:val="22"/>
-        </w:rPr>
-        <w:t xml:space="preserve">A system that lets you query your own documents — PDFs, markdown notes, articles — using natural language and get grounded, cited answers. Architecture is identical to production enterprise RAG at larger scale.</w:t>
-      </w:r>
-    </w:p>
-    <w:p>
-      <w:pPr>
-        <w:pStyle w:val="Heading2"/>
-        <w:spacing w:after="150" w:before="300"/>
-      </w:pPr>
-      <w:r>
-        <w:t xml:space="preserve">Stack</w:t>
+        <w:t xml:space="preserve">Build Phases</w:t>
       </w:r>
     </w:p>
     <w:p>
@@ -4344,7 +4841,7 @@
                 <w:sz w:val="20"/>
                 <w:szCs w:val="20"/>
               </w:rPr>
-              <w:t xml:space="preserve">Component</w:t>
+              <w:t xml:space="preserve">Phase</w:t>
             </w:r>
           </w:p>
         </w:tc>
@@ -4361,7 +4858,7 @@
                 <w:sz w:val="20"/>
                 <w:szCs w:val="20"/>
               </w:rPr>
-              <w:t xml:space="preserve">Choice</w:t>
+              <w:t xml:space="preserve">Focus</w:t>
             </w:r>
           </w:p>
         </w:tc>
@@ -4378,359 +4875,183 @@
                 <w:sz w:val="20"/>
                 <w:szCs w:val="20"/>
               </w:rPr>
-              <w:t xml:space="preserve">Reason</w:t>
-            </w:r>
-          </w:p>
-        </w:tc>
-      </w:tr>
-      <w:tr>
-        <w:tc>
-          <w:tcPr>
-            <w:tcW w:type="dxa" w:w="3000"/>
-          </w:tcPr>
-          <w:p>
-            <w:r>
-              <w:rPr>
-                <w:sz w:val="20"/>
-                <w:szCs w:val="20"/>
-              </w:rPr>
-              <w:t xml:space="preserve">Embedding model</w:t>
-            </w:r>
-          </w:p>
-        </w:tc>
-        <w:tc>
-          <w:tcPr>
-            <w:tcW w:type="dxa" w:w="3000"/>
-          </w:tcPr>
-          <w:p>
-            <w:r>
-              <w:rPr>
-                <w:sz w:val="20"/>
-                <w:szCs w:val="20"/>
-              </w:rPr>
-              <w:t xml:space="preserve">text-embedding-3-small</w:t>
-            </w:r>
-          </w:p>
-        </w:tc>
-        <w:tc>
-          <w:tcPr>
-            <w:tcW w:type="dxa" w:w="3000"/>
-          </w:tcPr>
-          <w:p>
-            <w:r>
-              <w:rPr>
-                <w:sz w:val="20"/>
-                <w:szCs w:val="20"/>
-              </w:rPr>
-              <w:t xml:space="preserve">Best price/perf, no infra</w:t>
-            </w:r>
-          </w:p>
-        </w:tc>
-      </w:tr>
-      <w:tr>
-        <w:tc>
-          <w:tcPr>
-            <w:tcW w:type="dxa" w:w="3000"/>
-          </w:tcPr>
-          <w:p>
-            <w:r>
-              <w:rPr>
-                <w:sz w:val="20"/>
-                <w:szCs w:val="20"/>
-              </w:rPr>
-              <w:t xml:space="preserve">Vector store</w:t>
-            </w:r>
-          </w:p>
-        </w:tc>
-        <w:tc>
-          <w:tcPr>
-            <w:tcW w:type="dxa" w:w="3000"/>
-          </w:tcPr>
-          <w:p>
-            <w:r>
-              <w:rPr>
-                <w:sz w:val="20"/>
-                <w:szCs w:val="20"/>
-              </w:rPr>
-              <w:t xml:space="preserve">Qdrant (local Docker)</w:t>
-            </w:r>
-          </w:p>
-        </w:tc>
-        <w:tc>
-          <w:tcPr>
-            <w:tcW w:type="dxa" w:w="3000"/>
-          </w:tcPr>
-          <w:p>
-            <w:r>
-              <w:rPr>
-                <w:sz w:val="20"/>
-                <w:szCs w:val="20"/>
-              </w:rPr>
-              <w:t xml:space="preserve">No account needed to start</w:t>
-            </w:r>
-          </w:p>
-        </w:tc>
-      </w:tr>
-      <w:tr>
-        <w:tc>
-          <w:tcPr>
-            <w:tcW w:type="dxa" w:w="3000"/>
-          </w:tcPr>
-          <w:p>
-            <w:r>
-              <w:rPr>
-                <w:sz w:val="20"/>
-                <w:szCs w:val="20"/>
-              </w:rPr>
-              <w:t xml:space="preserve">Chunking</w:t>
-            </w:r>
-          </w:p>
-        </w:tc>
-        <w:tc>
-          <w:tcPr>
-            <w:tcW w:type="dxa" w:w="3000"/>
-          </w:tcPr>
-          <w:p>
-            <w:r>
-              <w:rPr>
-                <w:sz w:val="20"/>
-                <w:szCs w:val="20"/>
-              </w:rPr>
-              <w:t xml:space="preserve">LangChain RecursiveCharacterTextSplitter</w:t>
-            </w:r>
-          </w:p>
-        </w:tc>
-        <w:tc>
-          <w:tcPr>
-            <w:tcW w:type="dxa" w:w="3000"/>
-          </w:tcPr>
-          <w:p>
-            <w:r>
-              <w:rPr>
-                <w:sz w:val="20"/>
-                <w:szCs w:val="20"/>
-              </w:rPr>
-              <w:t xml:space="preserve">Best general-purpose default</w:t>
-            </w:r>
-          </w:p>
-        </w:tc>
-      </w:tr>
-      <w:tr>
-        <w:tc>
-          <w:tcPr>
-            <w:tcW w:type="dxa" w:w="3000"/>
-          </w:tcPr>
-          <w:p>
-            <w:r>
-              <w:rPr>
-                <w:sz w:val="20"/>
-                <w:szCs w:val="20"/>
-              </w:rPr>
-              <w:t xml:space="preserve">Reranker</w:t>
-            </w:r>
-          </w:p>
-        </w:tc>
-        <w:tc>
-          <w:tcPr>
-            <w:tcW w:type="dxa" w:w="3000"/>
-          </w:tcPr>
-          <w:p>
-            <w:r>
-              <w:rPr>
-                <w:sz w:val="20"/>
-                <w:szCs w:val="20"/>
-              </w:rPr>
-              <w:t xml:space="preserve">bge-reranker-v2-m3 (local) or Cohere Rerank</w:t>
-            </w:r>
-          </w:p>
-        </w:tc>
-        <w:tc>
-          <w:tcPr>
-            <w:tcW w:type="dxa" w:w="3000"/>
-          </w:tcPr>
-          <w:p>
-            <w:r>
-              <w:rPr>
-                <w:sz w:val="20"/>
-                <w:szCs w:val="20"/>
-              </w:rPr>
-              <w:t xml:space="preserve">Free to start</w:t>
-            </w:r>
-          </w:p>
-        </w:tc>
-      </w:tr>
-      <w:tr>
-        <w:tc>
-          <w:tcPr>
-            <w:tcW w:type="dxa" w:w="3000"/>
-          </w:tcPr>
-          <w:p>
-            <w:r>
-              <w:rPr>
-                <w:sz w:val="20"/>
-                <w:szCs w:val="20"/>
-              </w:rPr>
-              <w:t xml:space="preserve">LLM</w:t>
-            </w:r>
-          </w:p>
-        </w:tc>
-        <w:tc>
-          <w:tcPr>
-            <w:tcW w:type="dxa" w:w="3000"/>
-          </w:tcPr>
-          <w:p>
-            <w:r>
-              <w:rPr>
-                <w:sz w:val="20"/>
-                <w:szCs w:val="20"/>
-              </w:rPr>
-              <w:t xml:space="preserve">gpt-4o-mini</w:t>
-            </w:r>
-          </w:p>
-        </w:tc>
-        <w:tc>
-          <w:tcPr>
-            <w:tcW w:type="dxa" w:w="3000"/>
-          </w:tcPr>
-          <w:p>
-            <w:r>
-              <w:rPr>
-                <w:sz w:val="20"/>
-                <w:szCs w:val="20"/>
-              </w:rPr>
-              <w:t xml:space="preserve">Cost-effective</w:t>
-            </w:r>
-          </w:p>
-        </w:tc>
-      </w:tr>
-      <w:tr>
-        <w:tc>
-          <w:tcPr>
-            <w:tcW w:type="dxa" w:w="3000"/>
-          </w:tcPr>
-          <w:p>
-            <w:r>
-              <w:rPr>
-                <w:sz w:val="20"/>
-                <w:szCs w:val="20"/>
-              </w:rPr>
-              <w:t xml:space="preserve">Orchestration</w:t>
-            </w:r>
-          </w:p>
-        </w:tc>
-        <w:tc>
-          <w:tcPr>
-            <w:tcW w:type="dxa" w:w="3000"/>
-          </w:tcPr>
-          <w:p>
-            <w:r>
-              <w:rPr>
-                <w:sz w:val="20"/>
-                <w:szCs w:val="20"/>
-              </w:rPr>
-              <w:t xml:space="preserve">LangChain → LangGraph (Phase 4)</w:t>
-            </w:r>
-          </w:p>
-        </w:tc>
-        <w:tc>
-          <w:tcPr>
-            <w:tcW w:type="dxa" w:w="3000"/>
-          </w:tcPr>
-          <w:p>
-            <w:r>
-              <w:rPr>
-                <w:sz w:val="20"/>
-                <w:szCs w:val="20"/>
-              </w:rPr>
-              <w:t xml:space="preserve">Industry standard</w:t>
-            </w:r>
-          </w:p>
-        </w:tc>
-      </w:tr>
-      <w:tr>
-        <w:tc>
-          <w:tcPr>
-            <w:tcW w:type="dxa" w:w="3000"/>
-          </w:tcPr>
-          <w:p>
-            <w:r>
-              <w:rPr>
-                <w:sz w:val="20"/>
-                <w:szCs w:val="20"/>
-              </w:rPr>
-              <w:t xml:space="preserve">Evaluation</w:t>
-            </w:r>
-          </w:p>
-        </w:tc>
-        <w:tc>
-          <w:tcPr>
-            <w:tcW w:type="dxa" w:w="3000"/>
-          </w:tcPr>
-          <w:p>
-            <w:r>
-              <w:rPr>
-                <w:sz w:val="20"/>
-                <w:szCs w:val="20"/>
-              </w:rPr>
-              <w:t xml:space="preserve">RAGAS</w:t>
-            </w:r>
-          </w:p>
-        </w:tc>
-        <w:tc>
-          <w:tcPr>
-            <w:tcW w:type="dxa" w:w="3000"/>
-          </w:tcPr>
-          <w:p>
-            <w:r>
-              <w:rPr>
-                <w:sz w:val="20"/>
-                <w:szCs w:val="20"/>
-              </w:rPr>
-              <w:t xml:space="preserve">Purpose-built RAG evaluation framework</w:t>
-            </w:r>
-          </w:p>
-        </w:tc>
-      </w:tr>
-      <w:tr>
-        <w:tc>
-          <w:tcPr>
-            <w:tcW w:type="dxa" w:w="3000"/>
-          </w:tcPr>
-          <w:p>
-            <w:r>
-              <w:rPr>
-                <w:sz w:val="20"/>
-                <w:szCs w:val="20"/>
-              </w:rPr>
-              <w:t xml:space="preserve">Language</w:t>
-            </w:r>
-          </w:p>
-        </w:tc>
-        <w:tc>
-          <w:tcPr>
-            <w:tcW w:type="dxa" w:w="3000"/>
-          </w:tcPr>
-          <w:p>
-            <w:r>
-              <w:rPr>
-                <w:sz w:val="20"/>
-                <w:szCs w:val="20"/>
-              </w:rPr>
-              <w:t xml:space="preserve">Python</w:t>
-            </w:r>
-          </w:p>
-        </w:tc>
-        <w:tc>
-          <w:tcPr>
-            <w:tcW w:type="dxa" w:w="3000"/>
-          </w:tcPr>
-          <w:p>
-            <w:r>
-              <w:rPr>
-                <w:sz w:val="20"/>
-                <w:szCs w:val="20"/>
-              </w:rPr>
-              <w:t xml:space="preserve">Entire ecosystem is Python-first</w:t>
+              <w:t xml:space="preserve">Status</w:t>
+            </w:r>
+          </w:p>
+        </w:tc>
+      </w:tr>
+      <w:tr>
+        <w:tc>
+          <w:tcPr>
+            <w:tcW w:type="dxa" w:w="3000"/>
+          </w:tcPr>
+          <w:p>
+            <w:r>
+              <w:rPr>
+                <w:sz w:val="20"/>
+                <w:szCs w:val="20"/>
+              </w:rPr>
+              <w:t xml:space="preserve">Phase 1</w:t>
+            </w:r>
+          </w:p>
+        </w:tc>
+        <w:tc>
+          <w:tcPr>
+            <w:tcW w:type="dxa" w:w="3000"/>
+          </w:tcPr>
+          <w:p>
+            <w:r>
+              <w:rPr>
+                <w:sz w:val="20"/>
+                <w:szCs w:val="20"/>
+              </w:rPr>
+              <w:t xml:space="preserve">Naive RAG — ingestion, chunking, embedding, retrieval, LLM answer</w:t>
+            </w:r>
+          </w:p>
+        </w:tc>
+        <w:tc>
+          <w:tcPr>
+            <w:tcW w:type="dxa" w:w="3000"/>
+          </w:tcPr>
+          <w:p>
+            <w:r>
+              <w:rPr>
+                <w:sz w:val="20"/>
+                <w:szCs w:val="20"/>
+              </w:rPr>
+              <w:t xml:space="preserve">In progress</w:t>
+            </w:r>
+          </w:p>
+        </w:tc>
+      </w:tr>
+      <w:tr>
+        <w:tc>
+          <w:tcPr>
+            <w:tcW w:type="dxa" w:w="3000"/>
+          </w:tcPr>
+          <w:p>
+            <w:r>
+              <w:rPr>
+                <w:sz w:val="20"/>
+                <w:szCs w:val="20"/>
+              </w:rPr>
+              <w:t xml:space="preserve">Phase 2</w:t>
+            </w:r>
+          </w:p>
+        </w:tc>
+        <w:tc>
+          <w:tcPr>
+            <w:tcW w:type="dxa" w:w="3000"/>
+          </w:tcPr>
+          <w:p>
+            <w:r>
+              <w:rPr>
+                <w:sz w:val="20"/>
+                <w:szCs w:val="20"/>
+              </w:rPr>
+              <w:t xml:space="preserve">Advanced RAG — query rewriting, hybrid search, reranking</w:t>
+            </w:r>
+          </w:p>
+        </w:tc>
+        <w:tc>
+          <w:tcPr>
+            <w:tcW w:type="dxa" w:w="3000"/>
+          </w:tcPr>
+          <w:p>
+            <w:r>
+              <w:rPr>
+                <w:sz w:val="20"/>
+                <w:szCs w:val="20"/>
+              </w:rPr>
+              <w:t xml:space="preserve">Pending</w:t>
+            </w:r>
+          </w:p>
+        </w:tc>
+      </w:tr>
+      <w:tr>
+        <w:tc>
+          <w:tcPr>
+            <w:tcW w:type="dxa" w:w="3000"/>
+          </w:tcPr>
+          <w:p>
+            <w:r>
+              <w:rPr>
+                <w:sz w:val="20"/>
+                <w:szCs w:val="20"/>
+              </w:rPr>
+              <w:t xml:space="preserve">Phase 3</w:t>
+            </w:r>
+          </w:p>
+        </w:tc>
+        <w:tc>
+          <w:tcPr>
+            <w:tcW w:type="dxa" w:w="3000"/>
+          </w:tcPr>
+          <w:p>
+            <w:r>
+              <w:rPr>
+                <w:sz w:val="20"/>
+                <w:szCs w:val="20"/>
+              </w:rPr>
+              <w:t xml:space="preserve">Evaluation — RAGAS pipeline, retrieval recall, answer faithfulness</w:t>
+            </w:r>
+          </w:p>
+        </w:tc>
+        <w:tc>
+          <w:tcPr>
+            <w:tcW w:type="dxa" w:w="3000"/>
+          </w:tcPr>
+          <w:p>
+            <w:r>
+              <w:rPr>
+                <w:sz w:val="20"/>
+                <w:szCs w:val="20"/>
+              </w:rPr>
+              <w:t xml:space="preserve">Pending</w:t>
+            </w:r>
+          </w:p>
+        </w:tc>
+      </w:tr>
+      <w:tr>
+        <w:tc>
+          <w:tcPr>
+            <w:tcW w:type="dxa" w:w="3000"/>
+          </w:tcPr>
+          <w:p>
+            <w:r>
+              <w:rPr>
+                <w:sz w:val="20"/>
+                <w:szCs w:val="20"/>
+              </w:rPr>
+              <w:t xml:space="preserve">Phase 4</w:t>
+            </w:r>
+          </w:p>
+        </w:tc>
+        <w:tc>
+          <w:tcPr>
+            <w:tcW w:type="dxa" w:w="3000"/>
+          </w:tcPr>
+          <w:p>
+            <w:r>
+              <w:rPr>
+                <w:sz w:val="20"/>
+                <w:szCs w:val="20"/>
+              </w:rPr>
+              <w:t xml:space="preserve">Agentic RAG — LangGraph agent, retriever as tool, multi-hop</w:t>
+            </w:r>
+          </w:p>
+        </w:tc>
+        <w:tc>
+          <w:tcPr>
+            <w:tcW w:type="dxa" w:w="3000"/>
+          </w:tcPr>
+          <w:p>
+            <w:r>
+              <w:rPr>
+                <w:sz w:val="20"/>
+                <w:szCs w:val="20"/>
+              </w:rPr>
+              <w:t xml:space="preserve">Pending</w:t>
             </w:r>
           </w:p>
         </w:tc>
@@ -4747,299 +5068,314 @@
         <w:spacing w:after="150" w:before="300"/>
       </w:pPr>
       <w:r>
-        <w:t xml:space="preserve">Build Phases</w:t>
-      </w:r>
-    </w:p>
-    <w:p>
-      <w:pPr>
-        <w:pStyle w:val="Heading3"/>
+        <w:t xml:space="preserve">Stack</w:t>
+      </w:r>
+    </w:p>
+    <w:p>
+      <w:pPr>
+        <w:spacing w:after="100" w:before="100"/>
+      </w:pPr>
+    </w:p>
+    <w:tbl>
+      <w:tblPr>
+        <w:tblW w:type="dxa" w:w="9000"/>
+        <w:tblBorders>
+          <w:top w:val="single" w:color="auto" w:sz="4"/>
+          <w:left w:val="single" w:color="auto" w:sz="4"/>
+          <w:bottom w:val="single" w:color="auto" w:sz="4"/>
+          <w:right w:val="single" w:color="auto" w:sz="4"/>
+          <w:insideH w:val="single" w:color="auto" w:sz="4"/>
+          <w:insideV w:val="single" w:color="auto" w:sz="4"/>
+        </w:tblBorders>
+      </w:tblPr>
+      <w:tblGrid>
+        <w:gridCol w:w="4500"/>
+        <w:gridCol w:w="4500"/>
+      </w:tblGrid>
+      <w:tr>
+        <w:trPr>
+          <w:tblHeader/>
+        </w:trPr>
+        <w:tc>
+          <w:tcPr>
+            <w:tcW w:type="dxa" w:w="4500"/>
+            <w:shd w:fill="2E4057" w:val="clear"/>
+          </w:tcPr>
+          <w:p>
+            <w:r>
+              <w:rPr>
+                <w:b/>
+                <w:bCs/>
+                <w:sz w:val="20"/>
+                <w:szCs w:val="20"/>
+              </w:rPr>
+              <w:t xml:space="preserve">Component</w:t>
+            </w:r>
+          </w:p>
+        </w:tc>
+        <w:tc>
+          <w:tcPr>
+            <w:tcW w:type="dxa" w:w="4500"/>
+            <w:shd w:fill="2E4057" w:val="clear"/>
+          </w:tcPr>
+          <w:p>
+            <w:r>
+              <w:rPr>
+                <w:b/>
+                <w:bCs/>
+                <w:sz w:val="20"/>
+                <w:szCs w:val="20"/>
+              </w:rPr>
+              <w:t xml:space="preserve">Choice</w:t>
+            </w:r>
+          </w:p>
+        </w:tc>
+      </w:tr>
+      <w:tr>
+        <w:tc>
+          <w:tcPr>
+            <w:tcW w:type="dxa" w:w="4500"/>
+          </w:tcPr>
+          <w:p>
+            <w:r>
+              <w:rPr>
+                <w:sz w:val="20"/>
+                <w:szCs w:val="20"/>
+              </w:rPr>
+              <w:t xml:space="preserve">LLM</w:t>
+            </w:r>
+          </w:p>
+        </w:tc>
+        <w:tc>
+          <w:tcPr>
+            <w:tcW w:type="dxa" w:w="4500"/>
+          </w:tcPr>
+          <w:p>
+            <w:r>
+              <w:rPr>
+                <w:sz w:val="20"/>
+                <w:szCs w:val="20"/>
+              </w:rPr>
+              <w:t xml:space="preserve">OpenRouter free — meta-llama/llama-3.1-8b-instruct:free</w:t>
+            </w:r>
+          </w:p>
+        </w:tc>
+      </w:tr>
+      <w:tr>
+        <w:tc>
+          <w:tcPr>
+            <w:tcW w:type="dxa" w:w="4500"/>
+          </w:tcPr>
+          <w:p>
+            <w:r>
+              <w:rPr>
+                <w:sz w:val="20"/>
+                <w:szCs w:val="20"/>
+              </w:rPr>
+              <w:t xml:space="preserve">Embedding</w:t>
+            </w:r>
+          </w:p>
+        </w:tc>
+        <w:tc>
+          <w:tcPr>
+            <w:tcW w:type="dxa" w:w="4500"/>
+          </w:tcPr>
+          <w:p>
+            <w:r>
+              <w:rPr>
+                <w:sz w:val="20"/>
+                <w:szCs w:val="20"/>
+              </w:rPr>
+              <w:t xml:space="preserve">BAAI/bge-small-en-v1.5 via sentence-transformers (local, 384 dims)</w:t>
+            </w:r>
+          </w:p>
+        </w:tc>
+      </w:tr>
+      <w:tr>
+        <w:tc>
+          <w:tcPr>
+            <w:tcW w:type="dxa" w:w="4500"/>
+          </w:tcPr>
+          <w:p>
+            <w:r>
+              <w:rPr>
+                <w:sz w:val="20"/>
+                <w:szCs w:val="20"/>
+              </w:rPr>
+              <w:t xml:space="preserve">Vector store</w:t>
+            </w:r>
+          </w:p>
+        </w:tc>
+        <w:tc>
+          <w:tcPr>
+            <w:tcW w:type="dxa" w:w="4500"/>
+          </w:tcPr>
+          <w:p>
+            <w:r>
+              <w:rPr>
+                <w:sz w:val="20"/>
+                <w:szCs w:val="20"/>
+              </w:rPr>
+              <w:t xml:space="preserve">Chroma (local, no Docker)</w:t>
+            </w:r>
+          </w:p>
+        </w:tc>
+      </w:tr>
+      <w:tr>
+        <w:tc>
+          <w:tcPr>
+            <w:tcW w:type="dxa" w:w="4500"/>
+          </w:tcPr>
+          <w:p>
+            <w:r>
+              <w:rPr>
+                <w:sz w:val="20"/>
+                <w:szCs w:val="20"/>
+              </w:rPr>
+              <w:t xml:space="preserve">BM25</w:t>
+            </w:r>
+          </w:p>
+        </w:tc>
+        <w:tc>
+          <w:tcPr>
+            <w:tcW w:type="dxa" w:w="4500"/>
+          </w:tcPr>
+          <w:p>
+            <w:r>
+              <w:rPr>
+                <w:sz w:val="20"/>
+                <w:szCs w:val="20"/>
+              </w:rPr>
+              <w:t xml:space="preserve">rank_bm25 (Python library)</w:t>
+            </w:r>
+          </w:p>
+        </w:tc>
+      </w:tr>
+      <w:tr>
+        <w:tc>
+          <w:tcPr>
+            <w:tcW w:type="dxa" w:w="4500"/>
+          </w:tcPr>
+          <w:p>
+            <w:r>
+              <w:rPr>
+                <w:sz w:val="20"/>
+                <w:szCs w:val="20"/>
+              </w:rPr>
+              <w:t xml:space="preserve">Reranker</w:t>
+            </w:r>
+          </w:p>
+        </w:tc>
+        <w:tc>
+          <w:tcPr>
+            <w:tcW w:type="dxa" w:w="4500"/>
+          </w:tcPr>
+          <w:p>
+            <w:r>
+              <w:rPr>
+                <w:sz w:val="20"/>
+                <w:szCs w:val="20"/>
+              </w:rPr>
+              <w:t xml:space="preserve">cross-encoder/ms-marco-MiniLM-L-6-v2 (local)</w:t>
+            </w:r>
+          </w:p>
+        </w:tc>
+      </w:tr>
+      <w:tr>
+        <w:tc>
+          <w:tcPr>
+            <w:tcW w:type="dxa" w:w="4500"/>
+          </w:tcPr>
+          <w:p>
+            <w:r>
+              <w:rPr>
+                <w:sz w:val="20"/>
+                <w:szCs w:val="20"/>
+              </w:rPr>
+              <w:t xml:space="preserve">Orchestration</w:t>
+            </w:r>
+          </w:p>
+        </w:tc>
+        <w:tc>
+          <w:tcPr>
+            <w:tcW w:type="dxa" w:w="4500"/>
+          </w:tcPr>
+          <w:p>
+            <w:r>
+              <w:rPr>
+                <w:sz w:val="20"/>
+                <w:szCs w:val="20"/>
+              </w:rPr>
+              <w:t xml:space="preserve">LangChain → LangGraph (Phase 4)</w:t>
+            </w:r>
+          </w:p>
+        </w:tc>
+      </w:tr>
+      <w:tr>
+        <w:tc>
+          <w:tcPr>
+            <w:tcW w:type="dxa" w:w="4500"/>
+          </w:tcPr>
+          <w:p>
+            <w:r>
+              <w:rPr>
+                <w:sz w:val="20"/>
+                <w:szCs w:val="20"/>
+              </w:rPr>
+              <w:t xml:space="preserve">Evaluation</w:t>
+            </w:r>
+          </w:p>
+        </w:tc>
+        <w:tc>
+          <w:tcPr>
+            <w:tcW w:type="dxa" w:w="4500"/>
+          </w:tcPr>
+          <w:p>
+            <w:r>
+              <w:rPr>
+                <w:sz w:val="20"/>
+                <w:szCs w:val="20"/>
+              </w:rPr>
+              <w:t xml:space="preserve">RAGAS</w:t>
+            </w:r>
+          </w:p>
+        </w:tc>
+      </w:tr>
+      <w:tr>
+        <w:tc>
+          <w:tcPr>
+            <w:tcW w:type="dxa" w:w="4500"/>
+          </w:tcPr>
+          <w:p>
+            <w:r>
+              <w:rPr>
+                <w:sz w:val="20"/>
+                <w:szCs w:val="20"/>
+              </w:rPr>
+              <w:t xml:space="preserve">Language</w:t>
+            </w:r>
+          </w:p>
+        </w:tc>
+        <w:tc>
+          <w:tcPr>
+            <w:tcW w:type="dxa" w:w="4500"/>
+          </w:tcPr>
+          <w:p>
+            <w:r>
+              <w:rPr>
+                <w:sz w:val="20"/>
+                <w:szCs w:val="20"/>
+              </w:rPr>
+              <w:t xml:space="preserve">Python</w:t>
+            </w:r>
+          </w:p>
+        </w:tc>
+      </w:tr>
+    </w:tbl>
+    <w:p>
+      <w:pPr>
         <w:spacing w:after="100" w:before="200"/>
       </w:pPr>
-      <w:r>
-        <w:t xml:space="preserve">Phase 1 — Naive RAG</w:t>
-      </w:r>
-    </w:p>
-    <w:p>
-      <w:pPr>
-        <w:pStyle w:val="ListParagraph"/>
-        <w:numPr>
-          <w:ilvl w:val="0"/>
-          <w:numId w:val="1"/>
-        </w:numPr>
-        <w:spacing w:after="60" w:before="60"/>
-      </w:pPr>
-      <w:r>
-        <w:rPr>
-          <w:sz w:val="22"/>
-          <w:szCs w:val="22"/>
-        </w:rPr>
-        <w:t xml:space="preserve">Document ingestion pipeline</w:t>
-      </w:r>
-    </w:p>
-    <w:p>
-      <w:pPr>
-        <w:pStyle w:val="ListParagraph"/>
-        <w:numPr>
-          <w:ilvl w:val="0"/>
-          <w:numId w:val="1"/>
-        </w:numPr>
-        <w:spacing w:after="60" w:before="60"/>
-      </w:pPr>
-      <w:r>
-        <w:rPr>
-          <w:sz w:val="22"/>
-          <w:szCs w:val="22"/>
-        </w:rPr>
-        <w:t xml:space="preserve">Chunking + embedding</w:t>
-      </w:r>
-    </w:p>
-    <w:p>
-      <w:pPr>
-        <w:pStyle w:val="ListParagraph"/>
-        <w:numPr>
-          <w:ilvl w:val="0"/>
-          <w:numId w:val="1"/>
-        </w:numPr>
-        <w:spacing w:after="60" w:before="60"/>
-      </w:pPr>
-      <w:r>
-        <w:rPr>
-          <w:sz w:val="22"/>
-          <w:szCs w:val="22"/>
-        </w:rPr>
-        <w:t xml:space="preserve">Vector store setup</w:t>
-      </w:r>
-    </w:p>
-    <w:p>
-      <w:pPr>
-        <w:pStyle w:val="ListParagraph"/>
-        <w:numPr>
-          <w:ilvl w:val="0"/>
-          <w:numId w:val="1"/>
-        </w:numPr>
-        <w:spacing w:after="60" w:before="60"/>
-      </w:pPr>
-      <w:r>
-        <w:rPr>
-          <w:sz w:val="22"/>
-          <w:szCs w:val="22"/>
-        </w:rPr>
-        <w:t xml:space="preserve">Basic retrieval + prompt + LLM response</w:t>
-      </w:r>
-    </w:p>
-    <w:p>
-      <w:pPr>
-        <w:pStyle w:val="ListParagraph"/>
-        <w:numPr>
-          <w:ilvl w:val="0"/>
-          <w:numId w:val="1"/>
-        </w:numPr>
-        <w:spacing w:after="60" w:before="60"/>
-      </w:pPr>
-      <w:r>
-        <w:rPr>
-          <w:sz w:val="22"/>
-          <w:szCs w:val="22"/>
-        </w:rPr>
-        <w:t xml:space="preserve">Observe where it breaks</w:t>
-      </w:r>
-    </w:p>
-    <w:p>
-      <w:pPr>
-        <w:pStyle w:val="Heading3"/>
-        <w:spacing w:after="100" w:before="200"/>
-      </w:pPr>
-      <w:r>
-        <w:t xml:space="preserve">Phase 2 — Advanced RAG</w:t>
-      </w:r>
-    </w:p>
-    <w:p>
-      <w:pPr>
-        <w:pStyle w:val="ListParagraph"/>
-        <w:numPr>
-          <w:ilvl w:val="0"/>
-          <w:numId w:val="1"/>
-        </w:numPr>
-        <w:spacing w:after="60" w:before="60"/>
-      </w:pPr>
-      <w:r>
-        <w:rPr>
-          <w:sz w:val="22"/>
-          <w:szCs w:val="22"/>
-        </w:rPr>
-        <w:t xml:space="preserve">Add query rewriting</w:t>
-      </w:r>
-    </w:p>
-    <w:p>
-      <w:pPr>
-        <w:pStyle w:val="ListParagraph"/>
-        <w:numPr>
-          <w:ilvl w:val="0"/>
-          <w:numId w:val="1"/>
-        </w:numPr>
-        <w:spacing w:after="60" w:before="60"/>
-      </w:pPr>
-      <w:r>
-        <w:rPr>
-          <w:sz w:val="22"/>
-          <w:szCs w:val="22"/>
-        </w:rPr>
-        <w:t xml:space="preserve">Add hybrid search (BM25 + dense)</w:t>
-      </w:r>
-    </w:p>
-    <w:p>
-      <w:pPr>
-        <w:pStyle w:val="ListParagraph"/>
-        <w:numPr>
-          <w:ilvl w:val="0"/>
-          <w:numId w:val="1"/>
-        </w:numPr>
-        <w:spacing w:after="60" w:before="60"/>
-      </w:pPr>
-      <w:r>
-        <w:rPr>
-          <w:sz w:val="22"/>
-          <w:szCs w:val="22"/>
-        </w:rPr>
-        <w:t xml:space="preserve">Add reranking</w:t>
-      </w:r>
-    </w:p>
-    <w:p>
-      <w:pPr>
-        <w:pStyle w:val="ListParagraph"/>
-        <w:numPr>
-          <w:ilvl w:val="0"/>
-          <w:numId w:val="1"/>
-        </w:numPr>
-        <w:spacing w:after="60" w:before="60"/>
-      </w:pPr>
-      <w:r>
-        <w:rPr>
-          <w:sz w:val="22"/>
-          <w:szCs w:val="22"/>
-        </w:rPr>
-        <w:t xml:space="preserve">Compare measurably against Phase 1</w:t>
-      </w:r>
-    </w:p>
-    <w:p>
-      <w:pPr>
-        <w:pStyle w:val="Heading3"/>
-        <w:spacing w:after="100" w:before="200"/>
-      </w:pPr>
-      <w:r>
-        <w:t xml:space="preserve">Phase 3 — Evaluation</w:t>
-      </w:r>
-    </w:p>
-    <w:p>
-      <w:pPr>
-        <w:pStyle w:val="ListParagraph"/>
-        <w:numPr>
-          <w:ilvl w:val="0"/>
-          <w:numId w:val="1"/>
-        </w:numPr>
-        <w:spacing w:after="60" w:before="60"/>
-      </w:pPr>
-      <w:r>
-        <w:rPr>
-          <w:sz w:val="22"/>
-          <w:szCs w:val="22"/>
-        </w:rPr>
-        <w:t xml:space="preserve">RAGAS eval pipeline</w:t>
-      </w:r>
-    </w:p>
-    <w:p>
-      <w:pPr>
-        <w:pStyle w:val="ListParagraph"/>
-        <w:numPr>
-          <w:ilvl w:val="0"/>
-          <w:numId w:val="1"/>
-        </w:numPr>
-        <w:spacing w:after="60" w:before="60"/>
-      </w:pPr>
-      <w:r>
-        <w:rPr>
-          <w:sz w:val="22"/>
-          <w:szCs w:val="22"/>
-        </w:rPr>
-        <w:t xml:space="preserve">Measure retrieval recall, answer faithfulness, answer relevance</w:t>
-      </w:r>
-    </w:p>
-    <w:p>
-      <w:pPr>
-        <w:pStyle w:val="ListParagraph"/>
-        <w:numPr>
-          <w:ilvl w:val="0"/>
-          <w:numId w:val="1"/>
-        </w:numPr>
-        <w:spacing w:after="60" w:before="60"/>
-      </w:pPr>
-      <w:r>
-        <w:rPr>
-          <w:sz w:val="22"/>
-          <w:szCs w:val="22"/>
-        </w:rPr>
-        <w:t xml:space="preserve">Most skipped, most regretted step in production RAG</w:t>
-      </w:r>
-    </w:p>
-    <w:p>
-      <w:pPr>
-        <w:pStyle w:val="Heading3"/>
-        <w:spacing w:after="100" w:before="200"/>
-      </w:pPr>
-      <w:r>
-        <w:t xml:space="preserve">Phase 4 — Agentic RAG</w:t>
-      </w:r>
-    </w:p>
-    <w:p>
-      <w:pPr>
-        <w:pStyle w:val="ListParagraph"/>
-        <w:numPr>
-          <w:ilvl w:val="0"/>
-          <w:numId w:val="1"/>
-        </w:numPr>
-        <w:spacing w:after="60" w:before="60"/>
-      </w:pPr>
-      <w:r>
-        <w:rPr>
-          <w:sz w:val="22"/>
-          <w:szCs w:val="22"/>
-        </w:rPr>
-        <w:t xml:space="preserve">Convert retriever into a LangGraph tool</w:t>
-      </w:r>
-    </w:p>
-    <w:p>
-      <w:pPr>
-        <w:pStyle w:val="ListParagraph"/>
-        <w:numPr>
-          <w:ilvl w:val="0"/>
-          <w:numId w:val="1"/>
-        </w:numPr>
-        <w:spacing w:after="60" w:before="60"/>
-      </w:pPr>
-      <w:r>
-        <w:rPr>
-          <w:sz w:val="22"/>
-          <w:szCs w:val="22"/>
-        </w:rPr>
-        <w:t xml:space="preserve">Wrap with LangGraph agent</w:t>
-      </w:r>
-    </w:p>
-    <w:p>
-      <w:pPr>
-        <w:pStyle w:val="ListParagraph"/>
-        <w:numPr>
-          <w:ilvl w:val="0"/>
-          <w:numId w:val="1"/>
-        </w:numPr>
-        <w:spacing w:after="60" w:before="60"/>
-      </w:pPr>
-      <w:r>
-        <w:rPr>
-          <w:sz w:val="22"/>
-          <w:szCs w:val="22"/>
-        </w:rPr>
-        <w:t xml:space="preserve">Handle multi-hop questions</w:t>
-      </w:r>
     </w:p>
     <w:sectPr>
       <w:pgSz w:w="11906" w:h="16838" w:orient="portrait"/>
